--- a/docs/clients/kp-generator/КП_DevUz_система_КП.docx
+++ b/docs/clients/kp-generator/КП_DevUz_система_КП.docx
@@ -2,6 +2,191 @@
 <file path=word/document.xml><?xml version="1.0" encoding="utf-8"?>
 <w:document xmlns:wpc="http://schemas.microsoft.com/office/word/2010/wordprocessingCanvas" xmlns:mc="http://schemas.openxmlformats.org/markup-compatibility/2006" xmlns:o="urn:schemas-microsoft-com:office:office" xmlns:r="http://schemas.openxmlformats.org/officeDocument/2006/relationships" xmlns:m="http://schemas.openxmlformats.org/officeDocument/2006/math" xmlns:v="urn:schemas-microsoft-com:vml" xmlns:wp14="http://schemas.microsoft.com/office/word/2010/wordprocessingDrawing" xmlns:wp="http://schemas.openxmlformats.org/drawingml/2006/wordprocessingDrawing" xmlns:w10="urn:schemas-microsoft-com:office:word" xmlns:w="http://schemas.openxmlformats.org/wordprocessingml/2006/main" xmlns:w14="http://schemas.microsoft.com/office/word/2010/wordml" xmlns:w15="http://schemas.microsoft.com/office/word/2012/wordml" xmlns:wpg="http://schemas.microsoft.com/office/word/2010/wordprocessingGroup" xmlns:wpi="http://schemas.microsoft.com/office/word/2010/wordprocessingInk" xmlns:wne="http://schemas.microsoft.com/office/word/2006/wordml" xmlns:wps="http://schemas.microsoft.com/office/word/2010/wordprocessingShape" xmlns:cx="http://schemas.microsoft.com/office/drawing/2014/chartex" xmlns:cx1="http://schemas.microsoft.com/office/drawing/2015/9/8/chartex" xmlns:cx2="http://schemas.microsoft.com/office/drawing/2015/10/21/chartex" xmlns:cx3="http://schemas.microsoft.com/office/drawing/2016/5/9/chartex" xmlns:cx4="http://schemas.microsoft.com/office/drawing/2016/5/10/chartex" xmlns:cx5="http://schemas.microsoft.com/office/drawing/2016/5/11/chartex" xmlns:cx6="http://schemas.microsoft.com/office/drawing/2016/5/12/chartex" xmlns:cx7="http://schemas.microsoft.com/office/drawing/2016/5/13/chartex" xmlns:cx8="http://schemas.microsoft.com/office/drawing/2016/5/14/chartex" xmlns:aink="http://schemas.microsoft.com/office/drawing/2016/ink" xmlns:am3d="http://schemas.microsoft.com/office/drawing/2017/model3d" xmlns:w16cex="http://schemas.microsoft.com/office/word/2018/wordml/cex" xmlns:w16cid="http://schemas.microsoft.com/office/word/2016/wordml/cid" xmlns:w16="http://schemas.microsoft.com/office/word/2018/wordml" xmlns:w16sdtdh="http://schemas.microsoft.com/office/word/2020/wordml/sdtdatahash" xmlns:w16se="http://schemas.microsoft.com/office/word/2015/wordml/symex" mc:Ignorable="w14 w15 wp14">
   <w:body>
+    <w:tbl>
+      <w:tblPr>
+        <w:tblW w:type="dxa" w:w="9638"/>
+        <w:tblBorders>
+          <w:top w:val="none" w:color="FFFFFF" w:sz="0"/>
+          <w:left w:val="none" w:color="FFFFFF" w:sz="0"/>
+          <w:bottom w:val="none" w:color="FFFFFF" w:sz="0"/>
+          <w:right w:val="none" w:color="FFFFFF" w:sz="0"/>
+          <w:insideH w:val="none" w:color="FFFFFF" w:sz="0"/>
+          <w:insideV w:val="none" w:color="FFFFFF" w:sz="0"/>
+        </w:tblBorders>
+      </w:tblPr>
+      <w:tblGrid>
+        <w:gridCol w:w="900"/>
+        <w:gridCol w:w="4400"/>
+        <w:gridCol w:w="4338"/>
+      </w:tblGrid>
+      <w:tr>
+        <w:tc>
+          <w:tcPr>
+            <w:tcW w:type="dxa" w:w="900"/>
+            <w:tcBorders>
+              <w:top w:val="none" w:color="FFFFFF" w:sz="0"/>
+              <w:left w:val="none" w:color="FFFFFF" w:sz="0"/>
+              <w:bottom w:val="none" w:color="FFFFFF" w:sz="0"/>
+              <w:right w:val="none" w:color="FFFFFF" w:sz="0"/>
+            </w:tcBorders>
+          </w:tcPr>
+          <w:p>
+            <w:r>
+              <w:drawing>
+                <wp:inline distT="0" distB="0" distL="0" distR="0">
+                  <wp:extent cx="419100" cy="419100"/>
+                  <wp:effectExtent t="0" r="0" b="0" l="0"/>
+                  <wp:docPr id="1" name="" descr="" title=""/>
+                  <wp:cNvGraphicFramePr>
+                    <a:graphicFrameLocks xmlns:a="http://schemas.openxmlformats.org/drawingml/2006/main" noChangeAspect="1"/>
+                  </wp:cNvGraphicFramePr>
+                  <a:graphic xmlns:a="http://schemas.openxmlformats.org/drawingml/2006/main">
+                    <a:graphicData uri="http://schemas.openxmlformats.org/drawingml/2006/picture">
+                      <pic:pic xmlns:pic="http://schemas.openxmlformats.org/drawingml/2006/picture">
+                        <pic:nvPicPr>
+                          <pic:cNvPr id="0" name="" descr=""/>
+                          <pic:cNvPicPr>
+                            <a:picLocks noChangeAspect="1" noChangeArrowheads="1"/>
+                          </pic:cNvPicPr>
+                        </pic:nvPicPr>
+                        <pic:blipFill>
+                          <a:blip r:embed="rId8" cstate="none"/>
+                          <a:srcRect/>
+                          <a:stretch>
+                            <a:fillRect/>
+                          </a:stretch>
+                        </pic:blipFill>
+                        <pic:spPr bwMode="auto">
+                          <a:xfrm>
+                            <a:off x="0" y="0"/>
+                            <a:ext cx="419100" cy="419100"/>
+                          </a:xfrm>
+                          <a:prstGeom prst="rect">
+                            <a:avLst/>
+                          </a:prstGeom>
+                        </pic:spPr>
+                      </pic:pic>
+                    </a:graphicData>
+                  </a:graphic>
+                </wp:inline>
+              </w:drawing>
+            </w:r>
+          </w:p>
+        </w:tc>
+        <w:tc>
+          <w:tcPr>
+            <w:tcW w:type="dxa" w:w="4400"/>
+            <w:tcBorders>
+              <w:top w:val="none" w:color="FFFFFF" w:sz="0"/>
+              <w:left w:val="none" w:color="FFFFFF" w:sz="0"/>
+              <w:bottom w:val="none" w:color="FFFFFF" w:sz="0"/>
+              <w:right w:val="none" w:color="FFFFFF" w:sz="0"/>
+            </w:tcBorders>
+          </w:tcPr>
+          <w:p>
+            <w:pPr>
+              <w:spacing w:before="40"/>
+            </w:pPr>
+            <w:r>
+              <w:rPr>
+                <w:rFonts w:ascii="Arial" w:cs="Arial" w:eastAsia="Arial" w:hAnsi="Arial"/>
+                <w:b/>
+                <w:bCs/>
+                <w:sz w:val="28"/>
+                <w:szCs w:val="28"/>
+              </w:rPr>
+              <w:t xml:space="preserve">DevUz Studio</w:t>
+            </w:r>
+          </w:p>
+          <w:p>
+            <w:r>
+              <w:rPr>
+                <w:rFonts w:ascii="Arial" w:cs="Arial" w:eastAsia="Arial" w:hAnsi="Arial"/>
+                <w:color w:val="555555"/>
+                <w:sz w:val="16"/>
+                <w:szCs w:val="16"/>
+              </w:rPr>
+              <w:t xml:space="preserve">Разработка сайтов, приложений и ИИ-продуктов, Ташкент</w:t>
+            </w:r>
+          </w:p>
+        </w:tc>
+        <w:tc>
+          <w:tcPr>
+            <w:tcW w:type="dxa" w:w="4338"/>
+            <w:tcBorders>
+              <w:top w:val="none" w:color="FFFFFF" w:sz="0"/>
+              <w:left w:val="none" w:color="FFFFFF" w:sz="0"/>
+              <w:bottom w:val="none" w:color="FFFFFF" w:sz="0"/>
+              <w:right w:val="none" w:color="FFFFFF" w:sz="0"/>
+            </w:tcBorders>
+          </w:tcPr>
+          <w:p>
+            <w:pPr>
+              <w:jc w:val="right"/>
+            </w:pPr>
+            <w:r>
+              <w:rPr>
+                <w:rFonts w:ascii="Arial" w:cs="Arial" w:eastAsia="Arial" w:hAnsi="Arial"/>
+                <w:color w:val="555555"/>
+                <w:sz w:val="16"/>
+                <w:szCs w:val="16"/>
+              </w:rPr>
+              <w:t xml:space="preserve">devuz.studio</w:t>
+            </w:r>
+          </w:p>
+          <w:p>
+            <w:pPr>
+              <w:jc w:val="right"/>
+            </w:pPr>
+            <w:r>
+              <w:rPr>
+                <w:rFonts w:ascii="Arial" w:cs="Arial" w:eastAsia="Arial" w:hAnsi="Arial"/>
+                <w:color w:val="555555"/>
+                <w:sz w:val="16"/>
+                <w:szCs w:val="16"/>
+              </w:rPr>
+              <w:t xml:space="preserve">t.me/Devuz_studio_bot</w:t>
+            </w:r>
+          </w:p>
+          <w:p>
+            <w:pPr>
+              <w:jc w:val="right"/>
+            </w:pPr>
+            <w:r>
+              <w:rPr>
+                <w:rFonts w:ascii="Arial" w:cs="Arial" w:eastAsia="Arial" w:hAnsi="Arial"/>
+                <w:color w:val="555555"/>
+                <w:sz w:val="16"/>
+                <w:szCs w:val="16"/>
+              </w:rPr>
+              <w:t xml:space="preserve">+998 90 912-05-78</w:t>
+            </w:r>
+          </w:p>
+          <w:p>
+            <w:pPr>
+              <w:jc w:val="right"/>
+            </w:pPr>
+            <w:r>
+              <w:rPr>
+                <w:rFonts w:ascii="Arial" w:cs="Arial" w:eastAsia="Arial" w:hAnsi="Arial"/>
+                <w:color w:val="555555"/>
+                <w:sz w:val="16"/>
+                <w:szCs w:val="16"/>
+              </w:rPr>
+              <w:t xml:space="preserve">г. Ташкент, ул. Шота Руставели, 138</w:t>
+            </w:r>
+          </w:p>
+        </w:tc>
+      </w:tr>
+    </w:tbl>
+    <w:p>
+      <w:pPr>
+        <w:pBdr>
+          <w:bottom w:val="single" w:color="000000" w:sz="12" w:space="1"/>
+        </w:pBdr>
+        <w:spacing w:after="360"/>
+      </w:pPr>
+    </w:p>
     <w:p>
       <w:pPr>
         <w:spacing w:after="80"/>
@@ -71,7 +256,7 @@
           <w:sz w:val="21"/>
           <w:szCs w:val="21"/>
         </w:rPr>
-        <w:t xml:space="preserve">От: DevUz Studio, г. Ташкент</w:t>
+        <w:t xml:space="preserve">Основание: техническое задание, версия 2.0 с учетом правок Заказчика (прилагается).</w:t>
       </w:r>
     </w:p>
     <w:p>
@@ -102,7 +287,7 @@
           <w:sz w:val="21"/>
           <w:szCs w:val="21"/>
         </w:rPr>
-        <w:t xml:space="preserve">Ваши менеджеры получают от клиентов заявки в свободной форме: строки своими словами, часто с артикулами и сериями других брендов. Сейчас каждую строку нужно найти вручную в прайсах разных поставщиков, подобрать аналог, посчитать цену с наценкой и НДС и собрать КП в Excel. При базе около 100 000 позиций на это уходят часы.</w:t>
+        <w:t xml:space="preserve">Ваши менеджеры получают от клиентов заявки в свободной форме. Сейчас каждую строку нужно найти вручную в прайсах разных поставщиков, подобрать аналог, пересчитать цену по курсу поставщика, добавить наценку и НДС и собрать КП в Excel. При базе около 100 000 позиций на это уходят часы.</w:t>
       </w:r>
     </w:p>
     <w:p>
@@ -116,7 +301,7 @@
           <w:sz w:val="21"/>
           <w:szCs w:val="21"/>
         </w:rPr>
-        <w:t xml:space="preserve">Мы предлагаем сделать внутреннюю систему, которая работает на вашем хранилище Synology в офисе и делает эту работу за минуты: менеджер вставляет заявку, система предлагает подходящие позиции и аналоги с ценами каждого поставщика, менеджер выбирает, ставит наценку и получает готовое КП в новом фирменном оформлении в PDF и Excel.</w:t>
+        <w:t xml:space="preserve">Мы сделаем внутреннюю систему, которая делает эту работу за минуты: менеджер вставляет заявку, система показывает по каждой строке список подходящих позиций из базы с ценами разных поставщиков, менеджер выбирает нужные, и система собирает готовое КП в новом фирменном оформлении. КП можно выгрузить в PDF и Excel или отправить клиенту в Telegram.</w:t>
       </w:r>
     </w:p>
     <w:p>
@@ -169,7 +354,7 @@
           <w:sz w:val="21"/>
           <w:szCs w:val="21"/>
         </w:rPr>
-        <w:t xml:space="preserve">Приведение прайсов к порядку при загрузке: единицы измерения, лишние пробелы, дубли, выделение артикула и параметров из наименования. Перед загрузкой видно, что подорожало, что появилось и что пропало.</w:t>
+        <w:t xml:space="preserve">Свой курс доллара и свою формулу цены в сумах для каждого поставщика.</w:t>
       </w:r>
     </w:p>
     <w:p>
@@ -187,7 +372,7 @@
           <w:sz w:val="21"/>
           <w:szCs w:val="21"/>
         </w:rPr>
-        <w:t xml:space="preserve">Подбор по заявке: поиск по артикулу, по смыслу с учетом сокращений и опечаток, по техническим параметрам (полюса, ток, характеристика, отключающая способность и т. п.). Система запоминает выбор менеджера и со временем подбирает точнее.</w:t>
+        <w:t xml:space="preserve">Приведение прайсов к порядку при загрузке: единицы измерения, лишние пробелы, дубли. Перед загрузкой видно, что подорожало, что появилось и что пропало.</w:t>
       </w:r>
     </w:p>
     <w:p>
@@ -205,7 +390,7 @@
           <w:sz w:val="21"/>
           <w:szCs w:val="21"/>
         </w:rPr>
-        <w:t xml:space="preserve">Несколько альтернатив разных брендов на одну строку, отметка «отсутствует» для того, чего нет в базе.</w:t>
+        <w:t xml:space="preserve">Подбор по заявке: до 10 вариантов на строку, по возможности разных брендов, с отметкой степени совпадения. Поиск учитывает сокращения, опечатки и технические параметры.</w:t>
       </w:r>
     </w:p>
     <w:p>
@@ -223,7 +408,7 @@
           <w:sz w:val="21"/>
           <w:szCs w:val="21"/>
         </w:rPr>
-        <w:t xml:space="preserve">Расчет цены с наценкой на все КП, на бренд, на группу товаров или на строку, НДС 12%, итоги и сумма прописью. Менеджер видит маржу, клиент ее не видит.</w:t>
+        <w:t xml:space="preserve">Ручные связи между позициями разных производителей: какие позиции взаимозаменяемы, а какие только похожи по названию. Система использует эти связи и выбор менеджеров при следующих подборах.</w:t>
       </w:r>
     </w:p>
     <w:p>
@@ -241,7 +426,7 @@
           <w:sz w:val="21"/>
           <w:szCs w:val="21"/>
         </w:rPr>
-        <w:t xml:space="preserve">Новый дизайн КП: 2 варианта макета на выбор, автоматическая нумерация исходящих, условия поставки и подпись менеджера.</w:t>
+        <w:t xml:space="preserve">Расчет цены от закупки по курсу поставщика с базовой маржой, которую задаете вы, и с возможностью поправить цену вручную. НДС по умолчанию 12% со сменой ставки в настройках, итоги и сумма прописью. При нескольких альтернативах итог считается по минимальной цене. Менеджер видит маржу, клиент ее не видит.</w:t>
       </w:r>
     </w:p>
     <w:p>
@@ -259,7 +444,7 @@
           <w:sz w:val="21"/>
           <w:szCs w:val="21"/>
         </w:rPr>
-        <w:t xml:space="preserve">История всех КП с поиском, роли пользователей, журнал действий, отчеты по менеджерам.</w:t>
+        <w:t xml:space="preserve">Новый дизайн КП: 2 варианта макета на выбор, автоматическая нумерация исходящих, ссылка на дату и номер заявки клиента, условия поставки и подпись менеджера.</w:t>
       </w:r>
     </w:p>
     <w:p>
@@ -277,13 +462,17 @@
           <w:sz w:val="21"/>
           <w:szCs w:val="21"/>
         </w:rPr>
-        <w:t xml:space="preserve">Установку на ваш Synology DS225+, ежедневное резервное копирование, инструкции и обучение сотрудников.</w:t>
-      </w:r>
-    </w:p>
-    <w:p>
-      <w:pPr>
-        <w:spacing w:after="100" w:line="276"/>
-        <w:jc w:val="both"/>
+        <w:t xml:space="preserve">Выгрузку КП в PDF и Excel и отправку клиенту в Telegram из системы.</w:t>
+      </w:r>
+    </w:p>
+    <w:p>
+      <w:pPr>
+        <w:pStyle w:val="ListParagraph"/>
+        <w:numPr>
+          <w:ilvl w:val="0"/>
+          <w:numId w:val="2"/>
+        </w:numPr>
+        <w:spacing w:after="60"/>
       </w:pPr>
       <w:r>
         <w:rPr>
@@ -291,7 +480,25 @@
           <w:sz w:val="21"/>
           <w:szCs w:val="21"/>
         </w:rPr>
-        <w:t xml:space="preserve">Подробный состав функций описан в техническом задании, которое прилагается к этому предложению.</w:t>
+        <w:t xml:space="preserve">Историю всех КП с поиском, роли пользователей, журнал действий, отчеты по менеджерам.</w:t>
+      </w:r>
+    </w:p>
+    <w:p>
+      <w:pPr>
+        <w:pStyle w:val="ListParagraph"/>
+        <w:numPr>
+          <w:ilvl w:val="0"/>
+          <w:numId w:val="2"/>
+        </w:numPr>
+        <w:spacing w:after="60"/>
+      </w:pPr>
+      <w:r>
+        <w:rPr>
+          <w:rFonts w:ascii="Arial" w:cs="Arial" w:eastAsia="Arial" w:hAnsi="Arial"/>
+          <w:sz w:val="21"/>
+          <w:szCs w:val="21"/>
+        </w:rPr>
+        <w:t xml:space="preserve">Установку и настройку системы нашими силами на вашем Synology DS225+ или на стороннем сервере, ежедневное резервное копирование, инструкции и обучение сотрудников.</w:t>
       </w:r>
     </w:p>
     <w:p>
@@ -324,10 +531,10 @@
         </w:tblBorders>
       </w:tblPr>
       <w:tblGrid>
-        <w:gridCol w:w="2301"/>
-        <w:gridCol w:w="4747"/>
-        <w:gridCol w:w="1150"/>
-        <w:gridCol w:w="1440"/>
+        <w:gridCol w:w="2251"/>
+        <w:gridCol w:w="4643"/>
+        <w:gridCol w:w="1336"/>
+        <w:gridCol w:w="1408"/>
       </w:tblGrid>
       <w:tr>
         <w:trPr>
@@ -335,7 +542,7 @@
         </w:trPr>
         <w:tc>
           <w:tcPr>
-            <w:tcW w:type="dxa" w:w="2301"/>
+            <w:tcW w:type="dxa" w:w="2251"/>
             <w:tcBorders>
               <w:top w:val="single" w:color="A0A0A0" w:sz="4"/>
               <w:left w:val="single" w:color="A0A0A0" w:sz="4"/>
@@ -368,7 +575,7 @@
         </w:tc>
         <w:tc>
           <w:tcPr>
-            <w:tcW w:type="dxa" w:w="4747"/>
+            <w:tcW w:type="dxa" w:w="4643"/>
             <w:tcBorders>
               <w:top w:val="single" w:color="A0A0A0" w:sz="4"/>
               <w:left w:val="single" w:color="A0A0A0" w:sz="4"/>
@@ -401,7 +608,7 @@
         </w:tc>
         <w:tc>
           <w:tcPr>
-            <w:tcW w:type="dxa" w:w="1150"/>
+            <w:tcW w:type="dxa" w:w="1336"/>
             <w:tcBorders>
               <w:top w:val="single" w:color="A0A0A0" w:sz="4"/>
               <w:left w:val="single" w:color="A0A0A0" w:sz="4"/>
@@ -434,7 +641,7 @@
         </w:tc>
         <w:tc>
           <w:tcPr>
-            <w:tcW w:type="dxa" w:w="1440"/>
+            <w:tcW w:type="dxa" w:w="1408"/>
             <w:tcBorders>
               <w:top w:val="single" w:color="A0A0A0" w:sz="4"/>
               <w:left w:val="single" w:color="A0A0A0" w:sz="4"/>
@@ -472,7 +679,7 @@
         </w:trPr>
         <w:tc>
           <w:tcPr>
-            <w:tcW w:type="dxa" w:w="2301"/>
+            <w:tcW w:type="dxa" w:w="2251"/>
             <w:tcBorders>
               <w:top w:val="single" w:color="A0A0A0" w:sz="4"/>
               <w:left w:val="single" w:color="A0A0A0" w:sz="4"/>
@@ -504,7 +711,7 @@
         </w:tc>
         <w:tc>
           <w:tcPr>
-            <w:tcW w:type="dxa" w:w="4747"/>
+            <w:tcW w:type="dxa" w:w="4643"/>
             <w:tcBorders>
               <w:top w:val="single" w:color="A0A0A0" w:sz="4"/>
               <w:left w:val="single" w:color="A0A0A0" w:sz="4"/>
@@ -536,39 +743,39 @@
         </w:tc>
         <w:tc>
           <w:tcPr>
-            <w:tcW w:type="dxa" w:w="1150"/>
-            <w:tcBorders>
-              <w:top w:val="single" w:color="A0A0A0" w:sz="4"/>
-              <w:left w:val="single" w:color="A0A0A0" w:sz="4"/>
-              <w:bottom w:val="single" w:color="A0A0A0" w:sz="4"/>
-              <w:right w:val="single" w:color="A0A0A0" w:sz="4"/>
-            </w:tcBorders>
-            <w:tcMar>
-              <w:top w:type="dxa" w:w="60"/>
-              <w:left w:type="dxa" w:w="100"/>
-              <w:bottom w:type="dxa" w:w="60"/>
-              <w:right w:type="dxa" w:w="100"/>
-            </w:tcMar>
-          </w:tcPr>
-          <w:p>
-            <w:pPr>
-              <w:jc w:val="left"/>
-            </w:pPr>
-            <w:r>
-              <w:rPr>
-                <w:rFonts w:ascii="Arial" w:cs="Arial" w:eastAsia="Arial" w:hAnsi="Arial"/>
-                <w:b w:val="false"/>
-                <w:bCs w:val="false"/>
-                <w:sz w:val="19"/>
-                <w:szCs w:val="19"/>
-              </w:rPr>
-              <w:t xml:space="preserve">1,5 недели</w:t>
-            </w:r>
-          </w:p>
-        </w:tc>
-        <w:tc>
-          <w:tcPr>
-            <w:tcW w:type="dxa" w:w="1440"/>
+            <w:tcW w:type="dxa" w:w="1336"/>
+            <w:tcBorders>
+              <w:top w:val="single" w:color="A0A0A0" w:sz="4"/>
+              <w:left w:val="single" w:color="A0A0A0" w:sz="4"/>
+              <w:bottom w:val="single" w:color="A0A0A0" w:sz="4"/>
+              <w:right w:val="single" w:color="A0A0A0" w:sz="4"/>
+            </w:tcBorders>
+            <w:tcMar>
+              <w:top w:type="dxa" w:w="60"/>
+              <w:left w:type="dxa" w:w="100"/>
+              <w:bottom w:type="dxa" w:w="60"/>
+              <w:right w:type="dxa" w:w="100"/>
+            </w:tcMar>
+          </w:tcPr>
+          <w:p>
+            <w:pPr>
+              <w:jc w:val="left"/>
+            </w:pPr>
+            <w:r>
+              <w:rPr>
+                <w:rFonts w:ascii="Arial" w:cs="Arial" w:eastAsia="Arial" w:hAnsi="Arial"/>
+                <w:b w:val="false"/>
+                <w:bCs w:val="false"/>
+                <w:sz w:val="19"/>
+                <w:szCs w:val="19"/>
+              </w:rPr>
+              <w:t xml:space="preserve">3 рабочих дня</w:t>
+            </w:r>
+          </w:p>
+        </w:tc>
+        <w:tc>
+          <w:tcPr>
+            <w:tcW w:type="dxa" w:w="1408"/>
             <w:tcBorders>
               <w:top w:val="single" w:color="A0A0A0" w:sz="4"/>
               <w:left w:val="single" w:color="A0A0A0" w:sz="4"/>
@@ -605,7 +812,7 @@
         </w:trPr>
         <w:tc>
           <w:tcPr>
-            <w:tcW w:type="dxa" w:w="2301"/>
+            <w:tcW w:type="dxa" w:w="2251"/>
             <w:tcBorders>
               <w:top w:val="single" w:color="A0A0A0" w:sz="4"/>
               <w:left w:val="single" w:color="A0A0A0" w:sz="4"/>
@@ -637,71 +844,71 @@
         </w:tc>
         <w:tc>
           <w:tcPr>
-            <w:tcW w:type="dxa" w:w="4747"/>
-            <w:tcBorders>
-              <w:top w:val="single" w:color="A0A0A0" w:sz="4"/>
-              <w:left w:val="single" w:color="A0A0A0" w:sz="4"/>
-              <w:bottom w:val="single" w:color="A0A0A0" w:sz="4"/>
-              <w:right w:val="single" w:color="A0A0A0" w:sz="4"/>
-            </w:tcBorders>
-            <w:tcMar>
-              <w:top w:type="dxa" w:w="60"/>
-              <w:left w:type="dxa" w:w="100"/>
-              <w:bottom w:type="dxa" w:w="60"/>
-              <w:right w:type="dxa" w:w="100"/>
-            </w:tcMar>
-          </w:tcPr>
-          <w:p>
-            <w:pPr>
-              <w:jc w:val="left"/>
-            </w:pPr>
-            <w:r>
-              <w:rPr>
-                <w:rFonts w:ascii="Arial" w:cs="Arial" w:eastAsia="Arial" w:hAnsi="Arial"/>
-                <w:b w:val="false"/>
-                <w:bCs w:val="false"/>
-                <w:sz w:val="19"/>
-                <w:szCs w:val="19"/>
-              </w:rPr>
-              <w:t xml:space="preserve">База товаров и поставщиков, загрузка с сопоставлением колонок, нормализация, отчет об изменениях</w:t>
-            </w:r>
-          </w:p>
-        </w:tc>
-        <w:tc>
-          <w:tcPr>
-            <w:tcW w:type="dxa" w:w="1150"/>
-            <w:tcBorders>
-              <w:top w:val="single" w:color="A0A0A0" w:sz="4"/>
-              <w:left w:val="single" w:color="A0A0A0" w:sz="4"/>
-              <w:bottom w:val="single" w:color="A0A0A0" w:sz="4"/>
-              <w:right w:val="single" w:color="A0A0A0" w:sz="4"/>
-            </w:tcBorders>
-            <w:tcMar>
-              <w:top w:type="dxa" w:w="60"/>
-              <w:left w:type="dxa" w:w="100"/>
-              <w:bottom w:type="dxa" w:w="60"/>
-              <w:right w:type="dxa" w:w="100"/>
-            </w:tcMar>
-          </w:tcPr>
-          <w:p>
-            <w:pPr>
-              <w:jc w:val="left"/>
-            </w:pPr>
-            <w:r>
-              <w:rPr>
-                <w:rFonts w:ascii="Arial" w:cs="Arial" w:eastAsia="Arial" w:hAnsi="Arial"/>
-                <w:b w:val="false"/>
-                <w:bCs w:val="false"/>
-                <w:sz w:val="19"/>
-                <w:szCs w:val="19"/>
-              </w:rPr>
-              <w:t xml:space="preserve">2 недели</w:t>
-            </w:r>
-          </w:p>
-        </w:tc>
-        <w:tc>
-          <w:tcPr>
-            <w:tcW w:type="dxa" w:w="1440"/>
+            <w:tcW w:type="dxa" w:w="4643"/>
+            <w:tcBorders>
+              <w:top w:val="single" w:color="A0A0A0" w:sz="4"/>
+              <w:left w:val="single" w:color="A0A0A0" w:sz="4"/>
+              <w:bottom w:val="single" w:color="A0A0A0" w:sz="4"/>
+              <w:right w:val="single" w:color="A0A0A0" w:sz="4"/>
+            </w:tcBorders>
+            <w:tcMar>
+              <w:top w:type="dxa" w:w="60"/>
+              <w:left w:type="dxa" w:w="100"/>
+              <w:bottom w:type="dxa" w:w="60"/>
+              <w:right w:type="dxa" w:w="100"/>
+            </w:tcMar>
+          </w:tcPr>
+          <w:p>
+            <w:pPr>
+              <w:jc w:val="left"/>
+            </w:pPr>
+            <w:r>
+              <w:rPr>
+                <w:rFonts w:ascii="Arial" w:cs="Arial" w:eastAsia="Arial" w:hAnsi="Arial"/>
+                <w:b w:val="false"/>
+                <w:bCs w:val="false"/>
+                <w:sz w:val="19"/>
+                <w:szCs w:val="19"/>
+              </w:rPr>
+              <w:t xml:space="preserve">База товаров и поставщиков, курсы и формулы поставщиков, загрузка с сопоставлением колонок, нормализация, отчет об изменениях</w:t>
+            </w:r>
+          </w:p>
+        </w:tc>
+        <w:tc>
+          <w:tcPr>
+            <w:tcW w:type="dxa" w:w="1336"/>
+            <w:tcBorders>
+              <w:top w:val="single" w:color="A0A0A0" w:sz="4"/>
+              <w:left w:val="single" w:color="A0A0A0" w:sz="4"/>
+              <w:bottom w:val="single" w:color="A0A0A0" w:sz="4"/>
+              <w:right w:val="single" w:color="A0A0A0" w:sz="4"/>
+            </w:tcBorders>
+            <w:tcMar>
+              <w:top w:type="dxa" w:w="60"/>
+              <w:left w:type="dxa" w:w="100"/>
+              <w:bottom w:type="dxa" w:w="60"/>
+              <w:right w:type="dxa" w:w="100"/>
+            </w:tcMar>
+          </w:tcPr>
+          <w:p>
+            <w:pPr>
+              <w:jc w:val="left"/>
+            </w:pPr>
+            <w:r>
+              <w:rPr>
+                <w:rFonts w:ascii="Arial" w:cs="Arial" w:eastAsia="Arial" w:hAnsi="Arial"/>
+                <w:b w:val="false"/>
+                <w:bCs w:val="false"/>
+                <w:sz w:val="19"/>
+                <w:szCs w:val="19"/>
+              </w:rPr>
+              <w:t xml:space="preserve">1 неделя</w:t>
+            </w:r>
+          </w:p>
+        </w:tc>
+        <w:tc>
+          <w:tcPr>
+            <w:tcW w:type="dxa" w:w="1408"/>
             <w:tcBorders>
               <w:top w:val="single" w:color="A0A0A0" w:sz="4"/>
               <w:left w:val="single" w:color="A0A0A0" w:sz="4"/>
@@ -738,7 +945,7 @@
         </w:trPr>
         <w:tc>
           <w:tcPr>
-            <w:tcW w:type="dxa" w:w="2301"/>
+            <w:tcW w:type="dxa" w:w="2251"/>
             <w:tcBorders>
               <w:top w:val="single" w:color="A0A0A0" w:sz="4"/>
               <w:left w:val="single" w:color="A0A0A0" w:sz="4"/>
@@ -770,71 +977,71 @@
         </w:tc>
         <w:tc>
           <w:tcPr>
-            <w:tcW w:type="dxa" w:w="4747"/>
-            <w:tcBorders>
-              <w:top w:val="single" w:color="A0A0A0" w:sz="4"/>
-              <w:left w:val="single" w:color="A0A0A0" w:sz="4"/>
-              <w:bottom w:val="single" w:color="A0A0A0" w:sz="4"/>
-              <w:right w:val="single" w:color="A0A0A0" w:sz="4"/>
-            </w:tcBorders>
-            <w:tcMar>
-              <w:top w:type="dxa" w:w="60"/>
-              <w:left w:type="dxa" w:w="100"/>
-              <w:bottom w:type="dxa" w:w="60"/>
-              <w:right w:type="dxa" w:w="100"/>
-            </w:tcMar>
-          </w:tcPr>
-          <w:p>
-            <w:pPr>
-              <w:jc w:val="left"/>
-            </w:pPr>
-            <w:r>
-              <w:rPr>
-                <w:rFonts w:ascii="Arial" w:cs="Arial" w:eastAsia="Arial" w:hAnsi="Arial"/>
-                <w:b w:val="false"/>
-                <w:bCs w:val="false"/>
-                <w:sz w:val="19"/>
-                <w:szCs w:val="19"/>
-              </w:rPr>
-              <w:t xml:space="preserve">Поиск с синонимами и опечатками, разбор параметров, соответствие серий брендов, запоминание выбора</w:t>
-            </w:r>
-          </w:p>
-        </w:tc>
-        <w:tc>
-          <w:tcPr>
-            <w:tcW w:type="dxa" w:w="1150"/>
-            <w:tcBorders>
-              <w:top w:val="single" w:color="A0A0A0" w:sz="4"/>
-              <w:left w:val="single" w:color="A0A0A0" w:sz="4"/>
-              <w:bottom w:val="single" w:color="A0A0A0" w:sz="4"/>
-              <w:right w:val="single" w:color="A0A0A0" w:sz="4"/>
-            </w:tcBorders>
-            <w:tcMar>
-              <w:top w:type="dxa" w:w="60"/>
-              <w:left w:type="dxa" w:w="100"/>
-              <w:bottom w:type="dxa" w:w="60"/>
-              <w:right w:type="dxa" w:w="100"/>
-            </w:tcMar>
-          </w:tcPr>
-          <w:p>
-            <w:pPr>
-              <w:jc w:val="left"/>
-            </w:pPr>
-            <w:r>
-              <w:rPr>
-                <w:rFonts w:ascii="Arial" w:cs="Arial" w:eastAsia="Arial" w:hAnsi="Arial"/>
-                <w:b w:val="false"/>
-                <w:bCs w:val="false"/>
-                <w:sz w:val="19"/>
-                <w:szCs w:val="19"/>
-              </w:rPr>
-              <w:t xml:space="preserve">3 недели</w:t>
-            </w:r>
-          </w:p>
-        </w:tc>
-        <w:tc>
-          <w:tcPr>
-            <w:tcW w:type="dxa" w:w="1440"/>
+            <w:tcW w:type="dxa" w:w="4643"/>
+            <w:tcBorders>
+              <w:top w:val="single" w:color="A0A0A0" w:sz="4"/>
+              <w:left w:val="single" w:color="A0A0A0" w:sz="4"/>
+              <w:bottom w:val="single" w:color="A0A0A0" w:sz="4"/>
+              <w:right w:val="single" w:color="A0A0A0" w:sz="4"/>
+            </w:tcBorders>
+            <w:tcMar>
+              <w:top w:type="dxa" w:w="60"/>
+              <w:left w:type="dxa" w:w="100"/>
+              <w:bottom w:type="dxa" w:w="60"/>
+              <w:right w:type="dxa" w:w="100"/>
+            </w:tcMar>
+          </w:tcPr>
+          <w:p>
+            <w:pPr>
+              <w:jc w:val="left"/>
+            </w:pPr>
+            <w:r>
+              <w:rPr>
+                <w:rFonts w:ascii="Arial" w:cs="Arial" w:eastAsia="Arial" w:hAnsi="Arial"/>
+                <w:b w:val="false"/>
+                <w:bCs w:val="false"/>
+                <w:sz w:val="19"/>
+                <w:szCs w:val="19"/>
+              </w:rPr>
+              <w:t xml:space="preserve">Поиск с синонимами и опечатками, разбор параметров, ручные связи позиций, запоминание выбора менеджера</w:t>
+            </w:r>
+          </w:p>
+        </w:tc>
+        <w:tc>
+          <w:tcPr>
+            <w:tcW w:type="dxa" w:w="1336"/>
+            <w:tcBorders>
+              <w:top w:val="single" w:color="A0A0A0" w:sz="4"/>
+              <w:left w:val="single" w:color="A0A0A0" w:sz="4"/>
+              <w:bottom w:val="single" w:color="A0A0A0" w:sz="4"/>
+              <w:right w:val="single" w:color="A0A0A0" w:sz="4"/>
+            </w:tcBorders>
+            <w:tcMar>
+              <w:top w:type="dxa" w:w="60"/>
+              <w:left w:type="dxa" w:w="100"/>
+              <w:bottom w:type="dxa" w:w="60"/>
+              <w:right w:type="dxa" w:w="100"/>
+            </w:tcMar>
+          </w:tcPr>
+          <w:p>
+            <w:pPr>
+              <w:jc w:val="left"/>
+            </w:pPr>
+            <w:r>
+              <w:rPr>
+                <w:rFonts w:ascii="Arial" w:cs="Arial" w:eastAsia="Arial" w:hAnsi="Arial"/>
+                <w:b w:val="false"/>
+                <w:bCs w:val="false"/>
+                <w:sz w:val="19"/>
+                <w:szCs w:val="19"/>
+              </w:rPr>
+              <w:t xml:space="preserve">1,5 недели</w:t>
+            </w:r>
+          </w:p>
+        </w:tc>
+        <w:tc>
+          <w:tcPr>
+            <w:tcW w:type="dxa" w:w="1408"/>
             <w:tcBorders>
               <w:top w:val="single" w:color="A0A0A0" w:sz="4"/>
               <w:left w:val="single" w:color="A0A0A0" w:sz="4"/>
@@ -871,7 +1078,7 @@
         </w:trPr>
         <w:tc>
           <w:tcPr>
-            <w:tcW w:type="dxa" w:w="2301"/>
+            <w:tcW w:type="dxa" w:w="2251"/>
             <w:tcBorders>
               <w:top w:val="single" w:color="A0A0A0" w:sz="4"/>
               <w:left w:val="single" w:color="A0A0A0" w:sz="4"/>
@@ -903,71 +1110,71 @@
         </w:tc>
         <w:tc>
           <w:tcPr>
-            <w:tcW w:type="dxa" w:w="4747"/>
-            <w:tcBorders>
-              <w:top w:val="single" w:color="A0A0A0" w:sz="4"/>
-              <w:left w:val="single" w:color="A0A0A0" w:sz="4"/>
-              <w:bottom w:val="single" w:color="A0A0A0" w:sz="4"/>
-              <w:right w:val="single" w:color="A0A0A0" w:sz="4"/>
-            </w:tcBorders>
-            <w:tcMar>
-              <w:top w:type="dxa" w:w="60"/>
-              <w:left w:type="dxa" w:w="100"/>
-              <w:bottom w:type="dxa" w:w="60"/>
-              <w:right w:type="dxa" w:w="100"/>
-            </w:tcMar>
-          </w:tcPr>
-          <w:p>
-            <w:pPr>
-              <w:jc w:val="left"/>
-            </w:pPr>
-            <w:r>
-              <w:rPr>
-                <w:rFonts w:ascii="Arial" w:cs="Arial" w:eastAsia="Arial" w:hAnsi="Arial"/>
-                <w:b w:val="false"/>
-                <w:bCs w:val="false"/>
-                <w:sz w:val="19"/>
-                <w:szCs w:val="19"/>
-              </w:rPr>
-              <w:t xml:space="preserve">Конструктор КП, наценки, НДС, нумерация, выгрузка PDF и Excel, история КП, клиенты</w:t>
-            </w:r>
-          </w:p>
-        </w:tc>
-        <w:tc>
-          <w:tcPr>
-            <w:tcW w:type="dxa" w:w="1150"/>
-            <w:tcBorders>
-              <w:top w:val="single" w:color="A0A0A0" w:sz="4"/>
-              <w:left w:val="single" w:color="A0A0A0" w:sz="4"/>
-              <w:bottom w:val="single" w:color="A0A0A0" w:sz="4"/>
-              <w:right w:val="single" w:color="A0A0A0" w:sz="4"/>
-            </w:tcBorders>
-            <w:tcMar>
-              <w:top w:type="dxa" w:w="60"/>
-              <w:left w:type="dxa" w:w="100"/>
-              <w:bottom w:type="dxa" w:w="60"/>
-              <w:right w:type="dxa" w:w="100"/>
-            </w:tcMar>
-          </w:tcPr>
-          <w:p>
-            <w:pPr>
-              <w:jc w:val="left"/>
-            </w:pPr>
-            <w:r>
-              <w:rPr>
-                <w:rFonts w:ascii="Arial" w:cs="Arial" w:eastAsia="Arial" w:hAnsi="Arial"/>
-                <w:b w:val="false"/>
-                <w:bCs w:val="false"/>
-                <w:sz w:val="19"/>
-                <w:szCs w:val="19"/>
-              </w:rPr>
-              <w:t xml:space="preserve">2 недели</w:t>
-            </w:r>
-          </w:p>
-        </w:tc>
-        <w:tc>
-          <w:tcPr>
-            <w:tcW w:type="dxa" w:w="1440"/>
+            <w:tcW w:type="dxa" w:w="4643"/>
+            <w:tcBorders>
+              <w:top w:val="single" w:color="A0A0A0" w:sz="4"/>
+              <w:left w:val="single" w:color="A0A0A0" w:sz="4"/>
+              <w:bottom w:val="single" w:color="A0A0A0" w:sz="4"/>
+              <w:right w:val="single" w:color="A0A0A0" w:sz="4"/>
+            </w:tcBorders>
+            <w:tcMar>
+              <w:top w:type="dxa" w:w="60"/>
+              <w:left w:type="dxa" w:w="100"/>
+              <w:bottom w:type="dxa" w:w="60"/>
+              <w:right w:type="dxa" w:w="100"/>
+            </w:tcMar>
+          </w:tcPr>
+          <w:p>
+            <w:pPr>
+              <w:jc w:val="left"/>
+            </w:pPr>
+            <w:r>
+              <w:rPr>
+                <w:rFonts w:ascii="Arial" w:cs="Arial" w:eastAsia="Arial" w:hAnsi="Arial"/>
+                <w:b w:val="false"/>
+                <w:bCs w:val="false"/>
+                <w:sz w:val="19"/>
+                <w:szCs w:val="19"/>
+              </w:rPr>
+              <w:t xml:space="preserve">Конструктор КП, наценки, НДС, нумерация, PDF и Excel, отправка в Telegram, история КП, клиенты</w:t>
+            </w:r>
+          </w:p>
+        </w:tc>
+        <w:tc>
+          <w:tcPr>
+            <w:tcW w:type="dxa" w:w="1336"/>
+            <w:tcBorders>
+              <w:top w:val="single" w:color="A0A0A0" w:sz="4"/>
+              <w:left w:val="single" w:color="A0A0A0" w:sz="4"/>
+              <w:bottom w:val="single" w:color="A0A0A0" w:sz="4"/>
+              <w:right w:val="single" w:color="A0A0A0" w:sz="4"/>
+            </w:tcBorders>
+            <w:tcMar>
+              <w:top w:type="dxa" w:w="60"/>
+              <w:left w:type="dxa" w:w="100"/>
+              <w:bottom w:type="dxa" w:w="60"/>
+              <w:right w:type="dxa" w:w="100"/>
+            </w:tcMar>
+          </w:tcPr>
+          <w:p>
+            <w:pPr>
+              <w:jc w:val="left"/>
+            </w:pPr>
+            <w:r>
+              <w:rPr>
+                <w:rFonts w:ascii="Arial" w:cs="Arial" w:eastAsia="Arial" w:hAnsi="Arial"/>
+                <w:b w:val="false"/>
+                <w:bCs w:val="false"/>
+                <w:sz w:val="19"/>
+                <w:szCs w:val="19"/>
+              </w:rPr>
+              <w:t xml:space="preserve">1 неделя</w:t>
+            </w:r>
+          </w:p>
+        </w:tc>
+        <w:tc>
+          <w:tcPr>
+            <w:tcW w:type="dxa" w:w="1408"/>
             <w:tcBorders>
               <w:top w:val="single" w:color="A0A0A0" w:sz="4"/>
               <w:left w:val="single" w:color="A0A0A0" w:sz="4"/>
@@ -1004,7 +1211,7 @@
         </w:trPr>
         <w:tc>
           <w:tcPr>
-            <w:tcW w:type="dxa" w:w="2301"/>
+            <w:tcW w:type="dxa" w:w="2251"/>
             <w:tcBorders>
               <w:top w:val="single" w:color="A0A0A0" w:sz="4"/>
               <w:left w:val="single" w:color="A0A0A0" w:sz="4"/>
@@ -1036,7 +1243,7 @@
         </w:tc>
         <w:tc>
           <w:tcPr>
-            <w:tcW w:type="dxa" w:w="4747"/>
+            <w:tcW w:type="dxa" w:w="4643"/>
             <w:tcBorders>
               <w:top w:val="single" w:color="A0A0A0" w:sz="4"/>
               <w:left w:val="single" w:color="A0A0A0" w:sz="4"/>
@@ -1068,39 +1275,39 @@
         </w:tc>
         <w:tc>
           <w:tcPr>
-            <w:tcW w:type="dxa" w:w="1150"/>
-            <w:tcBorders>
-              <w:top w:val="single" w:color="A0A0A0" w:sz="4"/>
-              <w:left w:val="single" w:color="A0A0A0" w:sz="4"/>
-              <w:bottom w:val="single" w:color="A0A0A0" w:sz="4"/>
-              <w:right w:val="single" w:color="A0A0A0" w:sz="4"/>
-            </w:tcBorders>
-            <w:tcMar>
-              <w:top w:type="dxa" w:w="60"/>
-              <w:left w:type="dxa" w:w="100"/>
-              <w:bottom w:type="dxa" w:w="60"/>
-              <w:right w:type="dxa" w:w="100"/>
-            </w:tcMar>
-          </w:tcPr>
-          <w:p>
-            <w:pPr>
-              <w:jc w:val="left"/>
-            </w:pPr>
-            <w:r>
-              <w:rPr>
-                <w:rFonts w:ascii="Arial" w:cs="Arial" w:eastAsia="Arial" w:hAnsi="Arial"/>
-                <w:b w:val="false"/>
-                <w:bCs w:val="false"/>
-                <w:sz w:val="19"/>
-                <w:szCs w:val="19"/>
-              </w:rPr>
-              <w:t xml:space="preserve">1 неделя</w:t>
-            </w:r>
-          </w:p>
-        </w:tc>
-        <w:tc>
-          <w:tcPr>
-            <w:tcW w:type="dxa" w:w="1440"/>
+            <w:tcW w:type="dxa" w:w="1336"/>
+            <w:tcBorders>
+              <w:top w:val="single" w:color="A0A0A0" w:sz="4"/>
+              <w:left w:val="single" w:color="A0A0A0" w:sz="4"/>
+              <w:bottom w:val="single" w:color="A0A0A0" w:sz="4"/>
+              <w:right w:val="single" w:color="A0A0A0" w:sz="4"/>
+            </w:tcBorders>
+            <w:tcMar>
+              <w:top w:type="dxa" w:w="60"/>
+              <w:left w:type="dxa" w:w="100"/>
+              <w:bottom w:type="dxa" w:w="60"/>
+              <w:right w:type="dxa" w:w="100"/>
+            </w:tcMar>
+          </w:tcPr>
+          <w:p>
+            <w:pPr>
+              <w:jc w:val="left"/>
+            </w:pPr>
+            <w:r>
+              <w:rPr>
+                <w:rFonts w:ascii="Arial" w:cs="Arial" w:eastAsia="Arial" w:hAnsi="Arial"/>
+                <w:b w:val="false"/>
+                <w:bCs w:val="false"/>
+                <w:sz w:val="19"/>
+                <w:szCs w:val="19"/>
+              </w:rPr>
+              <w:t xml:space="preserve">3 рабочих дня</w:t>
+            </w:r>
+          </w:p>
+        </w:tc>
+        <w:tc>
+          <w:tcPr>
+            <w:tcW w:type="dxa" w:w="1408"/>
             <w:tcBorders>
               <w:top w:val="single" w:color="A0A0A0" w:sz="4"/>
               <w:left w:val="single" w:color="A0A0A0" w:sz="4"/>
@@ -1137,103 +1344,103 @@
         </w:trPr>
         <w:tc>
           <w:tcPr>
-            <w:tcW w:type="dxa" w:w="2301"/>
-            <w:tcBorders>
-              <w:top w:val="single" w:color="A0A0A0" w:sz="4"/>
-              <w:left w:val="single" w:color="A0A0A0" w:sz="4"/>
-              <w:bottom w:val="single" w:color="A0A0A0" w:sz="4"/>
-              <w:right w:val="single" w:color="A0A0A0" w:sz="4"/>
-            </w:tcBorders>
-            <w:tcMar>
-              <w:top w:type="dxa" w:w="60"/>
-              <w:left w:type="dxa" w:w="100"/>
-              <w:bottom w:type="dxa" w:w="60"/>
-              <w:right w:type="dxa" w:w="100"/>
-            </w:tcMar>
-          </w:tcPr>
-          <w:p>
-            <w:pPr>
-              <w:jc w:val="left"/>
-            </w:pPr>
-            <w:r>
-              <w:rPr>
-                <w:rFonts w:ascii="Arial" w:cs="Arial" w:eastAsia="Arial" w:hAnsi="Arial"/>
-                <w:b w:val="false"/>
-                <w:bCs w:val="false"/>
-                <w:sz w:val="19"/>
-                <w:szCs w:val="19"/>
-              </w:rPr>
-              <w:t xml:space="preserve">6. Установка и запуск</w:t>
-            </w:r>
-          </w:p>
-        </w:tc>
-        <w:tc>
-          <w:tcPr>
-            <w:tcW w:type="dxa" w:w="4747"/>
-            <w:tcBorders>
-              <w:top w:val="single" w:color="A0A0A0" w:sz="4"/>
-              <w:left w:val="single" w:color="A0A0A0" w:sz="4"/>
-              <w:bottom w:val="single" w:color="A0A0A0" w:sz="4"/>
-              <w:right w:val="single" w:color="A0A0A0" w:sz="4"/>
-            </w:tcBorders>
-            <w:tcMar>
-              <w:top w:type="dxa" w:w="60"/>
-              <w:left w:type="dxa" w:w="100"/>
-              <w:bottom w:type="dxa" w:w="60"/>
-              <w:right w:type="dxa" w:w="100"/>
-            </w:tcMar>
-          </w:tcPr>
-          <w:p>
-            <w:pPr>
-              <w:jc w:val="left"/>
-            </w:pPr>
-            <w:r>
-              <w:rPr>
-                <w:rFonts w:ascii="Arial" w:cs="Arial" w:eastAsia="Arial" w:hAnsi="Arial"/>
-                <w:b w:val="false"/>
-                <w:bCs w:val="false"/>
-                <w:sz w:val="19"/>
-                <w:szCs w:val="19"/>
-              </w:rPr>
-              <w:t xml:space="preserve">Установка на DS225+, резервное копирование, обучение, 2 недели опытной эксплуатации</w:t>
-            </w:r>
-          </w:p>
-        </w:tc>
-        <w:tc>
-          <w:tcPr>
-            <w:tcW w:type="dxa" w:w="1150"/>
-            <w:tcBorders>
-              <w:top w:val="single" w:color="A0A0A0" w:sz="4"/>
-              <w:left w:val="single" w:color="A0A0A0" w:sz="4"/>
-              <w:bottom w:val="single" w:color="A0A0A0" w:sz="4"/>
-              <w:right w:val="single" w:color="A0A0A0" w:sz="4"/>
-            </w:tcBorders>
-            <w:tcMar>
-              <w:top w:type="dxa" w:w="60"/>
-              <w:left w:type="dxa" w:w="100"/>
-              <w:bottom w:type="dxa" w:w="60"/>
-              <w:right w:type="dxa" w:w="100"/>
-            </w:tcMar>
-          </w:tcPr>
-          <w:p>
-            <w:pPr>
-              <w:jc w:val="left"/>
-            </w:pPr>
-            <w:r>
-              <w:rPr>
-                <w:rFonts w:ascii="Arial" w:cs="Arial" w:eastAsia="Arial" w:hAnsi="Arial"/>
-                <w:b w:val="false"/>
-                <w:bCs w:val="false"/>
-                <w:sz w:val="19"/>
-                <w:szCs w:val="19"/>
-              </w:rPr>
-              <w:t xml:space="preserve">1,5 недели</w:t>
-            </w:r>
-          </w:p>
-        </w:tc>
-        <w:tc>
-          <w:tcPr>
-            <w:tcW w:type="dxa" w:w="1440"/>
+            <w:tcW w:type="dxa" w:w="2251"/>
+            <w:tcBorders>
+              <w:top w:val="single" w:color="A0A0A0" w:sz="4"/>
+              <w:left w:val="single" w:color="A0A0A0" w:sz="4"/>
+              <w:bottom w:val="single" w:color="A0A0A0" w:sz="4"/>
+              <w:right w:val="single" w:color="A0A0A0" w:sz="4"/>
+            </w:tcBorders>
+            <w:tcMar>
+              <w:top w:type="dxa" w:w="60"/>
+              <w:left w:type="dxa" w:w="100"/>
+              <w:bottom w:type="dxa" w:w="60"/>
+              <w:right w:type="dxa" w:w="100"/>
+            </w:tcMar>
+          </w:tcPr>
+          <w:p>
+            <w:pPr>
+              <w:jc w:val="left"/>
+            </w:pPr>
+            <w:r>
+              <w:rPr>
+                <w:rFonts w:ascii="Arial" w:cs="Arial" w:eastAsia="Arial" w:hAnsi="Arial"/>
+                <w:b w:val="false"/>
+                <w:bCs w:val="false"/>
+                <w:sz w:val="19"/>
+                <w:szCs w:val="19"/>
+              </w:rPr>
+              <w:t xml:space="preserve">6. Установка и сдача</w:t>
+            </w:r>
+          </w:p>
+        </w:tc>
+        <w:tc>
+          <w:tcPr>
+            <w:tcW w:type="dxa" w:w="4643"/>
+            <w:tcBorders>
+              <w:top w:val="single" w:color="A0A0A0" w:sz="4"/>
+              <w:left w:val="single" w:color="A0A0A0" w:sz="4"/>
+              <w:bottom w:val="single" w:color="A0A0A0" w:sz="4"/>
+              <w:right w:val="single" w:color="A0A0A0" w:sz="4"/>
+            </w:tcBorders>
+            <w:tcMar>
+              <w:top w:type="dxa" w:w="60"/>
+              <w:left w:type="dxa" w:w="100"/>
+              <w:bottom w:type="dxa" w:w="60"/>
+              <w:right w:type="dxa" w:w="100"/>
+            </w:tcMar>
+          </w:tcPr>
+          <w:p>
+            <w:pPr>
+              <w:jc w:val="left"/>
+            </w:pPr>
+            <w:r>
+              <w:rPr>
+                <w:rFonts w:ascii="Arial" w:cs="Arial" w:eastAsia="Arial" w:hAnsi="Arial"/>
+                <w:b w:val="false"/>
+                <w:bCs w:val="false"/>
+                <w:sz w:val="19"/>
+                <w:szCs w:val="19"/>
+              </w:rPr>
+              <w:t xml:space="preserve">Установка на ваш сервер нашими силами, резервное копирование, обучение</w:t>
+            </w:r>
+          </w:p>
+        </w:tc>
+        <w:tc>
+          <w:tcPr>
+            <w:tcW w:type="dxa" w:w="1336"/>
+            <w:tcBorders>
+              <w:top w:val="single" w:color="A0A0A0" w:sz="4"/>
+              <w:left w:val="single" w:color="A0A0A0" w:sz="4"/>
+              <w:bottom w:val="single" w:color="A0A0A0" w:sz="4"/>
+              <w:right w:val="single" w:color="A0A0A0" w:sz="4"/>
+            </w:tcBorders>
+            <w:tcMar>
+              <w:top w:type="dxa" w:w="60"/>
+              <w:left w:type="dxa" w:w="100"/>
+              <w:bottom w:type="dxa" w:w="60"/>
+              <w:right w:type="dxa" w:w="100"/>
+            </w:tcMar>
+          </w:tcPr>
+          <w:p>
+            <w:pPr>
+              <w:jc w:val="left"/>
+            </w:pPr>
+            <w:r>
+              <w:rPr>
+                <w:rFonts w:ascii="Arial" w:cs="Arial" w:eastAsia="Arial" w:hAnsi="Arial"/>
+                <w:b w:val="false"/>
+                <w:bCs w:val="false"/>
+                <w:sz w:val="19"/>
+                <w:szCs w:val="19"/>
+              </w:rPr>
+              <w:t xml:space="preserve">2 рабочих дня</w:t>
+            </w:r>
+          </w:p>
+        </w:tc>
+        <w:tc>
+          <w:tcPr>
+            <w:tcW w:type="dxa" w:w="1408"/>
             <w:tcBorders>
               <w:top w:val="single" w:color="A0A0A0" w:sz="4"/>
               <w:left w:val="single" w:color="A0A0A0" w:sz="4"/>
@@ -1270,7 +1477,7 @@
         </w:trPr>
         <w:tc>
           <w:tcPr>
-            <w:tcW w:type="dxa" w:w="2301"/>
+            <w:tcW w:type="dxa" w:w="2251"/>
             <w:tcBorders>
               <w:top w:val="single" w:color="A0A0A0" w:sz="4"/>
               <w:left w:val="single" w:color="A0A0A0" w:sz="4"/>
@@ -1302,7 +1509,7 @@
         </w:tc>
         <w:tc>
           <w:tcPr>
-            <w:tcW w:type="dxa" w:w="4747"/>
+            <w:tcW w:type="dxa" w:w="4643"/>
             <w:tcBorders>
               <w:top w:val="single" w:color="A0A0A0" w:sz="4"/>
               <w:left w:val="single" w:color="A0A0A0" w:sz="4"/>
@@ -1334,7 +1541,7 @@
         </w:tc>
         <w:tc>
           <w:tcPr>
-            <w:tcW w:type="dxa" w:w="1150"/>
+            <w:tcW w:type="dxa" w:w="1336"/>
             <w:tcBorders>
               <w:top w:val="single" w:color="A0A0A0" w:sz="4"/>
               <w:left w:val="single" w:color="A0A0A0" w:sz="4"/>
@@ -1360,13 +1567,13 @@
                 <w:sz w:val="19"/>
                 <w:szCs w:val="19"/>
               </w:rPr>
-              <w:t xml:space="preserve">11 недель</w:t>
-            </w:r>
-          </w:p>
-        </w:tc>
-        <w:tc>
-          <w:tcPr>
-            <w:tcW w:type="dxa" w:w="1440"/>
+              <w:t xml:space="preserve">5 недель</w:t>
+            </w:r>
+          </w:p>
+        </w:tc>
+        <w:tc>
+          <w:tcPr>
+            <w:tcW w:type="dxa" w:w="1408"/>
             <w:tcBorders>
               <w:top w:val="single" w:color="A0A0A0" w:sz="4"/>
               <w:left w:val="single" w:color="A0A0A0" w:sz="4"/>
@@ -1402,6 +1609,20 @@
       <w:pPr>
         <w:spacing w:after="120"/>
       </w:pPr>
+    </w:p>
+    <w:p>
+      <w:pPr>
+        <w:spacing w:after="100" w:line="276"/>
+        <w:jc w:val="both"/>
+      </w:pPr>
+      <w:r>
+        <w:rPr>
+          <w:rFonts w:ascii="Arial" w:cs="Arial" w:eastAsia="Arial" w:hAnsi="Arial"/>
+          <w:sz w:val="21"/>
+          <w:szCs w:val="21"/>
+        </w:rPr>
+        <w:t xml:space="preserve">Срок 5 недель считается в рабочих неделях с даты получения аванса и материалов от вас (прайсы, 10 заявок, логотип, реквизиты). После сдачи система 2 недели работает в режиме опытной эксплуатации: найденные ошибки исправляем без доплаты.</w:t>
+      </w:r>
     </w:p>
     <w:p>
       <w:pPr>
@@ -1636,7 +1857,7 @@
                 <w:sz w:val="19"/>
                 <w:szCs w:val="19"/>
               </w:rPr>
-              <w:t xml:space="preserve">Кнопка «подобрать с ИИ» для строк, где обычный поиск не уверен. Работает через внешний API, нужен выход хранилища в интернет</w:t>
+              <w:t xml:space="preserve">Кнопка «подобрать с ИИ» для строк, где обычный поиск не уверен. Работает через внешний API, нужен выход сервера в интернет</w:t>
             </w:r>
           </w:p>
         </w:tc>
@@ -1769,7 +1990,7 @@
                 <w:sz w:val="19"/>
                 <w:szCs w:val="19"/>
               </w:rPr>
-              <w:t xml:space="preserve">Настройка VPN для работы менеджеров из дома и в разъездах</w:t>
+              <w:t xml:space="preserve">Настройка VPN для работы менеджеров из дома и в разъездах (при размещении на Synology)</w:t>
             </w:r>
           </w:p>
         </w:tc>
@@ -1843,20 +2064,6 @@
       <w:pPr>
         <w:spacing w:after="120"/>
       </w:pPr>
-    </w:p>
-    <w:p>
-      <w:pPr>
-        <w:spacing w:after="100" w:line="276"/>
-        <w:jc w:val="both"/>
-      </w:pPr>
-      <w:r>
-        <w:rPr>
-          <w:rFonts w:ascii="Arial" w:cs="Arial" w:eastAsia="Arial" w:hAnsi="Arial"/>
-          <w:sz w:val="21"/>
-          <w:szCs w:val="21"/>
-        </w:rPr>
-        <w:t xml:space="preserve">Срок считается в рабочих неделях с даты получения аванса и материалов от вас (прайсы, 10 заявок, логотип, реквизиты). Опытная эксплуатация идет после установки и входит в этап 6.</w:t>
-      </w:r>
     </w:p>
     <w:p>
       <w:pPr>
@@ -1888,10 +2095,10 @@
         </w:tblBorders>
       </w:tblPr>
       <w:tblGrid>
-        <w:gridCol w:w="2198"/>
-        <w:gridCol w:w="5241"/>
-        <w:gridCol w:w="845"/>
-        <w:gridCol w:w="1354"/>
+        <w:gridCol w:w="2123"/>
+        <w:gridCol w:w="5390"/>
+        <w:gridCol w:w="816"/>
+        <w:gridCol w:w="1309"/>
       </w:tblGrid>
       <w:tr>
         <w:trPr>
@@ -1899,7 +2106,7 @@
         </w:trPr>
         <w:tc>
           <w:tcPr>
-            <w:tcW w:type="dxa" w:w="2198"/>
+            <w:tcW w:type="dxa" w:w="2123"/>
             <w:tcBorders>
               <w:top w:val="single" w:color="A0A0A0" w:sz="4"/>
               <w:left w:val="single" w:color="A0A0A0" w:sz="4"/>
@@ -1932,7 +2139,7 @@
         </w:tc>
         <w:tc>
           <w:tcPr>
-            <w:tcW w:type="dxa" w:w="5241"/>
+            <w:tcW w:type="dxa" w:w="5390"/>
             <w:tcBorders>
               <w:top w:val="single" w:color="A0A0A0" w:sz="4"/>
               <w:left w:val="single" w:color="A0A0A0" w:sz="4"/>
@@ -1965,7 +2172,7 @@
         </w:tc>
         <w:tc>
           <w:tcPr>
-            <w:tcW w:type="dxa" w:w="845"/>
+            <w:tcW w:type="dxa" w:w="816"/>
             <w:tcBorders>
               <w:top w:val="single" w:color="A0A0A0" w:sz="4"/>
               <w:left w:val="single" w:color="A0A0A0" w:sz="4"/>
@@ -1998,7 +2205,7 @@
         </w:tc>
         <w:tc>
           <w:tcPr>
-            <w:tcW w:type="dxa" w:w="1354"/>
+            <w:tcW w:type="dxa" w:w="1309"/>
             <w:tcBorders>
               <w:top w:val="single" w:color="A0A0A0" w:sz="4"/>
               <w:left w:val="single" w:color="A0A0A0" w:sz="4"/>
@@ -2036,7 +2243,7 @@
         </w:trPr>
         <w:tc>
           <w:tcPr>
-            <w:tcW w:type="dxa" w:w="2198"/>
+            <w:tcW w:type="dxa" w:w="2123"/>
             <w:tcBorders>
               <w:top w:val="single" w:color="A0A0A0" w:sz="4"/>
               <w:left w:val="single" w:color="A0A0A0" w:sz="4"/>
@@ -2068,7 +2275,7 @@
         </w:tc>
         <w:tc>
           <w:tcPr>
-            <w:tcW w:type="dxa" w:w="5241"/>
+            <w:tcW w:type="dxa" w:w="5390"/>
             <w:tcBorders>
               <w:top w:val="single" w:color="A0A0A0" w:sz="4"/>
               <w:left w:val="single" w:color="A0A0A0" w:sz="4"/>
@@ -2100,7 +2307,7 @@
         </w:tc>
         <w:tc>
           <w:tcPr>
-            <w:tcW w:type="dxa" w:w="845"/>
+            <w:tcW w:type="dxa" w:w="816"/>
             <w:tcBorders>
               <w:top w:val="single" w:color="A0A0A0" w:sz="4"/>
               <w:left w:val="single" w:color="A0A0A0" w:sz="4"/>
@@ -2126,13 +2333,13 @@
                 <w:sz w:val="19"/>
                 <w:szCs w:val="19"/>
               </w:rPr>
-              <w:t xml:space="preserve">30%</w:t>
-            </w:r>
-          </w:p>
-        </w:tc>
-        <w:tc>
-          <w:tcPr>
-            <w:tcW w:type="dxa" w:w="1354"/>
+              <w:t xml:space="preserve">50%</w:t>
+            </w:r>
+          </w:p>
+        </w:tc>
+        <w:tc>
+          <w:tcPr>
+            <w:tcW w:type="dxa" w:w="1309"/>
             <w:tcBorders>
               <w:top w:val="single" w:color="A0A0A0" w:sz="4"/>
               <w:left w:val="single" w:color="A0A0A0" w:sz="4"/>
@@ -2158,7 +2365,7 @@
                 <w:sz w:val="19"/>
                 <w:szCs w:val="19"/>
               </w:rPr>
-              <w:t xml:space="preserve">16 200 000</w:t>
+              <w:t xml:space="preserve">27 000 000</w:t>
             </w:r>
           </w:p>
         </w:tc>
@@ -2169,71 +2376,71 @@
         </w:trPr>
         <w:tc>
           <w:tcPr>
-            <w:tcW w:type="dxa" w:w="2198"/>
-            <w:tcBorders>
-              <w:top w:val="single" w:color="A0A0A0" w:sz="4"/>
-              <w:left w:val="single" w:color="A0A0A0" w:sz="4"/>
-              <w:bottom w:val="single" w:color="A0A0A0" w:sz="4"/>
-              <w:right w:val="single" w:color="A0A0A0" w:sz="4"/>
-            </w:tcBorders>
-            <w:tcMar>
-              <w:top w:type="dxa" w:w="60"/>
-              <w:left w:type="dxa" w:w="100"/>
-              <w:bottom w:type="dxa" w:w="60"/>
-              <w:right w:type="dxa" w:w="100"/>
-            </w:tcMar>
-          </w:tcPr>
-          <w:p>
-            <w:pPr>
-              <w:jc w:val="left"/>
-            </w:pPr>
-            <w:r>
-              <w:rPr>
-                <w:rFonts w:ascii="Arial" w:cs="Arial" w:eastAsia="Arial" w:hAnsi="Arial"/>
-                <w:b w:val="false"/>
-                <w:bCs w:val="false"/>
-                <w:sz w:val="19"/>
-                <w:szCs w:val="19"/>
-              </w:rPr>
-              <w:t xml:space="preserve">Второй платеж</w:t>
-            </w:r>
-          </w:p>
-        </w:tc>
-        <w:tc>
-          <w:tcPr>
-            <w:tcW w:type="dxa" w:w="5241"/>
-            <w:tcBorders>
-              <w:top w:val="single" w:color="A0A0A0" w:sz="4"/>
-              <w:left w:val="single" w:color="A0A0A0" w:sz="4"/>
-              <w:bottom w:val="single" w:color="A0A0A0" w:sz="4"/>
-              <w:right w:val="single" w:color="A0A0A0" w:sz="4"/>
-            </w:tcBorders>
-            <w:tcMar>
-              <w:top w:type="dxa" w:w="60"/>
-              <w:left w:type="dxa" w:w="100"/>
-              <w:bottom w:type="dxa" w:w="60"/>
-              <w:right w:type="dxa" w:w="100"/>
-            </w:tcMar>
-          </w:tcPr>
-          <w:p>
-            <w:pPr>
-              <w:jc w:val="left"/>
-            </w:pPr>
-            <w:r>
-              <w:rPr>
-                <w:rFonts w:ascii="Arial" w:cs="Arial" w:eastAsia="Arial" w:hAnsi="Arial"/>
-                <w:b w:val="false"/>
-                <w:bCs w:val="false"/>
-                <w:sz w:val="19"/>
-                <w:szCs w:val="19"/>
-              </w:rPr>
-              <w:t xml:space="preserve">После приемки этапа 3 (подбор работает на ваших заявках)</w:t>
-            </w:r>
-          </w:p>
-        </w:tc>
-        <w:tc>
-          <w:tcPr>
-            <w:tcW w:type="dxa" w:w="845"/>
+            <w:tcW w:type="dxa" w:w="2123"/>
+            <w:tcBorders>
+              <w:top w:val="single" w:color="A0A0A0" w:sz="4"/>
+              <w:left w:val="single" w:color="A0A0A0" w:sz="4"/>
+              <w:bottom w:val="single" w:color="A0A0A0" w:sz="4"/>
+              <w:right w:val="single" w:color="A0A0A0" w:sz="4"/>
+            </w:tcBorders>
+            <w:tcMar>
+              <w:top w:type="dxa" w:w="60"/>
+              <w:left w:type="dxa" w:w="100"/>
+              <w:bottom w:type="dxa" w:w="60"/>
+              <w:right w:type="dxa" w:w="100"/>
+            </w:tcMar>
+          </w:tcPr>
+          <w:p>
+            <w:pPr>
+              <w:jc w:val="left"/>
+            </w:pPr>
+            <w:r>
+              <w:rPr>
+                <w:rFonts w:ascii="Arial" w:cs="Arial" w:eastAsia="Arial" w:hAnsi="Arial"/>
+                <w:b w:val="false"/>
+                <w:bCs w:val="false"/>
+                <w:sz w:val="19"/>
+                <w:szCs w:val="19"/>
+              </w:rPr>
+              <w:t xml:space="preserve">Окончательный расчет</w:t>
+            </w:r>
+          </w:p>
+        </w:tc>
+        <w:tc>
+          <w:tcPr>
+            <w:tcW w:type="dxa" w:w="5390"/>
+            <w:tcBorders>
+              <w:top w:val="single" w:color="A0A0A0" w:sz="4"/>
+              <w:left w:val="single" w:color="A0A0A0" w:sz="4"/>
+              <w:bottom w:val="single" w:color="A0A0A0" w:sz="4"/>
+              <w:right w:val="single" w:color="A0A0A0" w:sz="4"/>
+            </w:tcBorders>
+            <w:tcMar>
+              <w:top w:type="dxa" w:w="60"/>
+              <w:left w:type="dxa" w:w="100"/>
+              <w:bottom w:type="dxa" w:w="60"/>
+              <w:right w:type="dxa" w:w="100"/>
+            </w:tcMar>
+          </w:tcPr>
+          <w:p>
+            <w:pPr>
+              <w:jc w:val="left"/>
+            </w:pPr>
+            <w:r>
+              <w:rPr>
+                <w:rFonts w:ascii="Arial" w:cs="Arial" w:eastAsia="Arial" w:hAnsi="Arial"/>
+                <w:b w:val="false"/>
+                <w:bCs w:val="false"/>
+                <w:sz w:val="19"/>
+                <w:szCs w:val="19"/>
+              </w:rPr>
+              <w:t xml:space="preserve">По окончании работ, перед сдачей системы и передачей ее в работу</w:t>
+            </w:r>
+          </w:p>
+        </w:tc>
+        <w:tc>
+          <w:tcPr>
+            <w:tcW w:type="dxa" w:w="816"/>
             <w:tcBorders>
               <w:top w:val="single" w:color="A0A0A0" w:sz="4"/>
               <w:left w:val="single" w:color="A0A0A0" w:sz="4"/>
@@ -2259,13 +2466,13 @@
                 <w:sz w:val="19"/>
                 <w:szCs w:val="19"/>
               </w:rPr>
-              <w:t xml:space="preserve">30%</w:t>
-            </w:r>
-          </w:p>
-        </w:tc>
-        <w:tc>
-          <w:tcPr>
-            <w:tcW w:type="dxa" w:w="1354"/>
+              <w:t xml:space="preserve">50%</w:t>
+            </w:r>
+          </w:p>
+        </w:tc>
+        <w:tc>
+          <w:tcPr>
+            <w:tcW w:type="dxa" w:w="1309"/>
             <w:tcBorders>
               <w:top w:val="single" w:color="A0A0A0" w:sz="4"/>
               <w:left w:val="single" w:color="A0A0A0" w:sz="4"/>
@@ -2291,7 +2498,7 @@
                 <w:sz w:val="19"/>
                 <w:szCs w:val="19"/>
               </w:rPr>
-              <w:t xml:space="preserve">16 200 000</w:t>
+              <w:t xml:space="preserve">27 000 000</w:t>
             </w:r>
           </w:p>
         </w:tc>
@@ -2302,71 +2509,71 @@
         </w:trPr>
         <w:tc>
           <w:tcPr>
-            <w:tcW w:type="dxa" w:w="2198"/>
-            <w:tcBorders>
-              <w:top w:val="single" w:color="A0A0A0" w:sz="4"/>
-              <w:left w:val="single" w:color="A0A0A0" w:sz="4"/>
-              <w:bottom w:val="single" w:color="A0A0A0" w:sz="4"/>
-              <w:right w:val="single" w:color="A0A0A0" w:sz="4"/>
-            </w:tcBorders>
-            <w:tcMar>
-              <w:top w:type="dxa" w:w="60"/>
-              <w:left w:type="dxa" w:w="100"/>
-              <w:bottom w:type="dxa" w:w="60"/>
-              <w:right w:type="dxa" w:w="100"/>
-            </w:tcMar>
-          </w:tcPr>
-          <w:p>
-            <w:pPr>
-              <w:jc w:val="left"/>
-            </w:pPr>
-            <w:r>
-              <w:rPr>
-                <w:rFonts w:ascii="Arial" w:cs="Arial" w:eastAsia="Arial" w:hAnsi="Arial"/>
-                <w:b w:val="false"/>
-                <w:bCs w:val="false"/>
-                <w:sz w:val="19"/>
-                <w:szCs w:val="19"/>
-              </w:rPr>
-              <w:t xml:space="preserve">Третий платеж</w:t>
-            </w:r>
-          </w:p>
-        </w:tc>
-        <w:tc>
-          <w:tcPr>
-            <w:tcW w:type="dxa" w:w="5241"/>
-            <w:tcBorders>
-              <w:top w:val="single" w:color="A0A0A0" w:sz="4"/>
-              <w:left w:val="single" w:color="A0A0A0" w:sz="4"/>
-              <w:bottom w:val="single" w:color="A0A0A0" w:sz="4"/>
-              <w:right w:val="single" w:color="A0A0A0" w:sz="4"/>
-            </w:tcBorders>
-            <w:tcMar>
-              <w:top w:type="dxa" w:w="60"/>
-              <w:left w:type="dxa" w:w="100"/>
-              <w:bottom w:type="dxa" w:w="60"/>
-              <w:right w:type="dxa" w:w="100"/>
-            </w:tcMar>
-          </w:tcPr>
-          <w:p>
-            <w:pPr>
-              <w:jc w:val="left"/>
-            </w:pPr>
-            <w:r>
-              <w:rPr>
-                <w:rFonts w:ascii="Arial" w:cs="Arial" w:eastAsia="Arial" w:hAnsi="Arial"/>
-                <w:b w:val="false"/>
-                <w:bCs w:val="false"/>
-                <w:sz w:val="19"/>
-                <w:szCs w:val="19"/>
-              </w:rPr>
-              <w:t xml:space="preserve">После приемки этапа 5 (система готова целиком)</w:t>
-            </w:r>
-          </w:p>
-        </w:tc>
-        <w:tc>
-          <w:tcPr>
-            <w:tcW w:type="dxa" w:w="845"/>
+            <w:tcW w:type="dxa" w:w="2123"/>
+            <w:tcBorders>
+              <w:top w:val="single" w:color="A0A0A0" w:sz="4"/>
+              <w:left w:val="single" w:color="A0A0A0" w:sz="4"/>
+              <w:bottom w:val="single" w:color="A0A0A0" w:sz="4"/>
+              <w:right w:val="single" w:color="A0A0A0" w:sz="4"/>
+            </w:tcBorders>
+            <w:tcMar>
+              <w:top w:type="dxa" w:w="60"/>
+              <w:left w:type="dxa" w:w="100"/>
+              <w:bottom w:type="dxa" w:w="60"/>
+              <w:right w:type="dxa" w:w="100"/>
+            </w:tcMar>
+          </w:tcPr>
+          <w:p>
+            <w:pPr>
+              <w:jc w:val="left"/>
+            </w:pPr>
+            <w:r>
+              <w:rPr>
+                <w:rFonts w:ascii="Arial" w:cs="Arial" w:eastAsia="Arial" w:hAnsi="Arial"/>
+                <w:b/>
+                <w:bCs/>
+                <w:sz w:val="19"/>
+                <w:szCs w:val="19"/>
+              </w:rPr>
+              <w:t xml:space="preserve">Итого</w:t>
+            </w:r>
+          </w:p>
+        </w:tc>
+        <w:tc>
+          <w:tcPr>
+            <w:tcW w:type="dxa" w:w="5390"/>
+            <w:tcBorders>
+              <w:top w:val="single" w:color="A0A0A0" w:sz="4"/>
+              <w:left w:val="single" w:color="A0A0A0" w:sz="4"/>
+              <w:bottom w:val="single" w:color="A0A0A0" w:sz="4"/>
+              <w:right w:val="single" w:color="A0A0A0" w:sz="4"/>
+            </w:tcBorders>
+            <w:tcMar>
+              <w:top w:type="dxa" w:w="60"/>
+              <w:left w:type="dxa" w:w="100"/>
+              <w:bottom w:type="dxa" w:w="60"/>
+              <w:right w:type="dxa" w:w="100"/>
+            </w:tcMar>
+          </w:tcPr>
+          <w:p>
+            <w:pPr>
+              <w:jc w:val="left"/>
+            </w:pPr>
+            <w:r>
+              <w:rPr>
+                <w:rFonts w:ascii="Arial" w:cs="Arial" w:eastAsia="Arial" w:hAnsi="Arial"/>
+                <w:b/>
+                <w:bCs/>
+                <w:sz w:val="19"/>
+                <w:szCs w:val="19"/>
+              </w:rPr>
+              <w:t xml:space="preserve"/>
+            </w:r>
+          </w:p>
+        </w:tc>
+        <w:tc>
+          <w:tcPr>
+            <w:tcW w:type="dxa" w:w="816"/>
             <w:tcBorders>
               <w:top w:val="single" w:color="A0A0A0" w:sz="4"/>
               <w:left w:val="single" w:color="A0A0A0" w:sz="4"/>
@@ -2387,18 +2594,18 @@
             <w:r>
               <w:rPr>
                 <w:rFonts w:ascii="Arial" w:cs="Arial" w:eastAsia="Arial" w:hAnsi="Arial"/>
-                <w:b w:val="false"/>
-                <w:bCs w:val="false"/>
-                <w:sz w:val="19"/>
-                <w:szCs w:val="19"/>
-              </w:rPr>
-              <w:t xml:space="preserve">30%</w:t>
-            </w:r>
-          </w:p>
-        </w:tc>
-        <w:tc>
-          <w:tcPr>
-            <w:tcW w:type="dxa" w:w="1354"/>
+                <w:b/>
+                <w:bCs/>
+                <w:sz w:val="19"/>
+                <w:szCs w:val="19"/>
+              </w:rPr>
+              <w:t xml:space="preserve">100%</w:t>
+            </w:r>
+          </w:p>
+        </w:tc>
+        <w:tc>
+          <w:tcPr>
+            <w:tcW w:type="dxa" w:w="1309"/>
             <w:tcBorders>
               <w:top w:val="single" w:color="A0A0A0" w:sz="4"/>
               <w:left w:val="single" w:color="A0A0A0" w:sz="4"/>
@@ -2419,145 +2626,12 @@
             <w:r>
               <w:rPr>
                 <w:rFonts w:ascii="Arial" w:cs="Arial" w:eastAsia="Arial" w:hAnsi="Arial"/>
-                <w:b w:val="false"/>
-                <w:bCs w:val="false"/>
-                <w:sz w:val="19"/>
-                <w:szCs w:val="19"/>
-              </w:rPr>
-              <w:t xml:space="preserve">16 200 000</w:t>
-            </w:r>
-          </w:p>
-        </w:tc>
-      </w:tr>
-      <w:tr>
-        <w:trPr>
-          <w:tblHeader w:val="false"/>
-        </w:trPr>
-        <w:tc>
-          <w:tcPr>
-            <w:tcW w:type="dxa" w:w="2198"/>
-            <w:tcBorders>
-              <w:top w:val="single" w:color="A0A0A0" w:sz="4"/>
-              <w:left w:val="single" w:color="A0A0A0" w:sz="4"/>
-              <w:bottom w:val="single" w:color="A0A0A0" w:sz="4"/>
-              <w:right w:val="single" w:color="A0A0A0" w:sz="4"/>
-            </w:tcBorders>
-            <w:tcMar>
-              <w:top w:type="dxa" w:w="60"/>
-              <w:left w:type="dxa" w:w="100"/>
-              <w:bottom w:type="dxa" w:w="60"/>
-              <w:right w:type="dxa" w:w="100"/>
-            </w:tcMar>
-          </w:tcPr>
-          <w:p>
-            <w:pPr>
-              <w:jc w:val="left"/>
-            </w:pPr>
-            <w:r>
-              <w:rPr>
-                <w:rFonts w:ascii="Arial" w:cs="Arial" w:eastAsia="Arial" w:hAnsi="Arial"/>
-                <w:b w:val="false"/>
-                <w:bCs w:val="false"/>
-                <w:sz w:val="19"/>
-                <w:szCs w:val="19"/>
-              </w:rPr>
-              <w:t xml:space="preserve">Окончательный расчет</w:t>
-            </w:r>
-          </w:p>
-        </w:tc>
-        <w:tc>
-          <w:tcPr>
-            <w:tcW w:type="dxa" w:w="5241"/>
-            <w:tcBorders>
-              <w:top w:val="single" w:color="A0A0A0" w:sz="4"/>
-              <w:left w:val="single" w:color="A0A0A0" w:sz="4"/>
-              <w:bottom w:val="single" w:color="A0A0A0" w:sz="4"/>
-              <w:right w:val="single" w:color="A0A0A0" w:sz="4"/>
-            </w:tcBorders>
-            <w:tcMar>
-              <w:top w:type="dxa" w:w="60"/>
-              <w:left w:type="dxa" w:w="100"/>
-              <w:bottom w:type="dxa" w:w="60"/>
-              <w:right w:type="dxa" w:w="100"/>
-            </w:tcMar>
-          </w:tcPr>
-          <w:p>
-            <w:pPr>
-              <w:jc w:val="left"/>
-            </w:pPr>
-            <w:r>
-              <w:rPr>
-                <w:rFonts w:ascii="Arial" w:cs="Arial" w:eastAsia="Arial" w:hAnsi="Arial"/>
-                <w:b w:val="false"/>
-                <w:bCs w:val="false"/>
-                <w:sz w:val="19"/>
-                <w:szCs w:val="19"/>
-              </w:rPr>
-              <w:t xml:space="preserve">После подписания итогового акта</w:t>
-            </w:r>
-          </w:p>
-        </w:tc>
-        <w:tc>
-          <w:tcPr>
-            <w:tcW w:type="dxa" w:w="845"/>
-            <w:tcBorders>
-              <w:top w:val="single" w:color="A0A0A0" w:sz="4"/>
-              <w:left w:val="single" w:color="A0A0A0" w:sz="4"/>
-              <w:bottom w:val="single" w:color="A0A0A0" w:sz="4"/>
-              <w:right w:val="single" w:color="A0A0A0" w:sz="4"/>
-            </w:tcBorders>
-            <w:tcMar>
-              <w:top w:type="dxa" w:w="60"/>
-              <w:left w:type="dxa" w:w="100"/>
-              <w:bottom w:type="dxa" w:w="60"/>
-              <w:right w:type="dxa" w:w="100"/>
-            </w:tcMar>
-          </w:tcPr>
-          <w:p>
-            <w:pPr>
-              <w:jc w:val="right"/>
-            </w:pPr>
-            <w:r>
-              <w:rPr>
-                <w:rFonts w:ascii="Arial" w:cs="Arial" w:eastAsia="Arial" w:hAnsi="Arial"/>
-                <w:b w:val="false"/>
-                <w:bCs w:val="false"/>
-                <w:sz w:val="19"/>
-                <w:szCs w:val="19"/>
-              </w:rPr>
-              <w:t xml:space="preserve">10%</w:t>
-            </w:r>
-          </w:p>
-        </w:tc>
-        <w:tc>
-          <w:tcPr>
-            <w:tcW w:type="dxa" w:w="1354"/>
-            <w:tcBorders>
-              <w:top w:val="single" w:color="A0A0A0" w:sz="4"/>
-              <w:left w:val="single" w:color="A0A0A0" w:sz="4"/>
-              <w:bottom w:val="single" w:color="A0A0A0" w:sz="4"/>
-              <w:right w:val="single" w:color="A0A0A0" w:sz="4"/>
-            </w:tcBorders>
-            <w:tcMar>
-              <w:top w:type="dxa" w:w="60"/>
-              <w:left w:type="dxa" w:w="100"/>
-              <w:bottom w:type="dxa" w:w="60"/>
-              <w:right w:type="dxa" w:w="100"/>
-            </w:tcMar>
-          </w:tcPr>
-          <w:p>
-            <w:pPr>
-              <w:jc w:val="right"/>
-            </w:pPr>
-            <w:r>
-              <w:rPr>
-                <w:rFonts w:ascii="Arial" w:cs="Arial" w:eastAsia="Arial" w:hAnsi="Arial"/>
-                <w:b w:val="false"/>
-                <w:bCs w:val="false"/>
-                <w:sz w:val="19"/>
-                <w:szCs w:val="19"/>
-              </w:rPr>
-              <w:t xml:space="preserve">5 400 000</w:t>
+                <w:b/>
+                <w:bCs/>
+                <w:sz w:val="19"/>
+                <w:szCs w:val="19"/>
+              </w:rPr>
+              <w:t xml:space="preserve">54 000 000</w:t>
             </w:r>
           </w:p>
         </w:tc>
@@ -2579,7 +2653,7 @@
           <w:sz w:val="21"/>
           <w:szCs w:val="21"/>
         </w:rPr>
-        <w:t xml:space="preserve">Опции оплачиваются отдельно: 50% при заказе, 50% после приемки.</w:t>
+        <w:t xml:space="preserve">Опции оплачиваются отдельно на тех же условиях: 50% при заказе, 50% по окончании работ перед сдачей.</w:t>
       </w:r>
     </w:p>
     <w:p>
@@ -2610,7 +2684,7 @@
           <w:sz w:val="21"/>
           <w:szCs w:val="21"/>
         </w:rPr>
-        <w:t xml:space="preserve">Первые 3 месяца после итогового акта ошибки, то есть несоответствия техническому заданию, исправляем бесплатно. Дальше по желанию подключается поддержка помесячно, через AnyDesk, Telegram и телефон.</w:t>
+        <w:t xml:space="preserve">Первые 3 месяца после сдачи ошибки, то есть несоответствия техническому заданию, исправляем бесплатно. Дальше по желанию подключается поддержка помесячно, через AnyDesk, Telegram и телефон.</w:t>
       </w:r>
     </w:p>
     <w:tbl>
@@ -3006,7 +3080,7 @@
           <w:sz w:val="21"/>
           <w:szCs w:val="21"/>
         </w:rPr>
-        <w:t xml:space="preserve">Прайсы поставщиков в согласованном формате (как присланный образец), 10 реальных заявок клиентов с правильным подбором, логотип, фирменные цвета, реквизиты.</w:t>
+        <w:t xml:space="preserve">Прайсы поставщиков в согласованном формате, 10 реальных заявок клиентов с правильным подбором, логотип, фирменные цвета, реквизиты.</w:t>
       </w:r>
     </w:p>
     <w:p>
@@ -3024,7 +3098,7 @@
           <w:sz w:val="21"/>
           <w:szCs w:val="21"/>
         </w:rPr>
-        <w:t xml:space="preserve">Доступ через AnyDesk и учетная запись администратора на хранилище.</w:t>
+        <w:t xml:space="preserve">Решение, где размещаем систему: на Synology DS225+ или на стороннем сервере. Для Synology рекомендуем добавить оперативную память до 6 ГБ и более (из коробки 2 ГБ). Сторонний сервер арендуете вы, требования к нему указаны в ТЗ.</w:t>
       </w:r>
     </w:p>
     <w:p>
@@ -3042,7 +3116,7 @@
           <w:sz w:val="21"/>
           <w:szCs w:val="21"/>
         </w:rPr>
-        <w:t xml:space="preserve">Модуль оперативной памяти для DS225+. Из коробки в нем 2 ГБ, для комфортной работы базы на 100 000 позиций рекомендуем довести до 6 ГБ и более. Модуль стоит недорого, поможем подобрать.</w:t>
+        <w:t xml:space="preserve">Доступ через AnyDesk и учетная запись администратора на сервере.</w:t>
       </w:r>
     </w:p>
     <w:p>
@@ -3060,7 +3134,25 @@
           <w:sz w:val="21"/>
           <w:szCs w:val="21"/>
         </w:rPr>
-        <w:t xml:space="preserve">Для опции ИИ: ключ API на вашу компанию. Расход оплачивается по факту использования, по нашей оценке ориентировочно от 10 до 50 долларов США в месяц при обычной нагрузке.</w:t>
+        <w:t xml:space="preserve">Telegram-бот на вашу компанию для отправки КП (регистрируется за несколько минут, поможем).</w:t>
+      </w:r>
+    </w:p>
+    <w:p>
+      <w:pPr>
+        <w:pStyle w:val="ListParagraph"/>
+        <w:numPr>
+          <w:ilvl w:val="0"/>
+          <w:numId w:val="2"/>
+        </w:numPr>
+        <w:spacing w:after="60"/>
+      </w:pPr>
+      <w:r>
+        <w:rPr>
+          <w:rFonts w:ascii="Arial" w:cs="Arial" w:eastAsia="Arial" w:hAnsi="Arial"/>
+          <w:sz w:val="21"/>
+          <w:szCs w:val="21"/>
+        </w:rPr>
+        <w:t xml:space="preserve">Для опции ИИ: ключ API на вашу компанию. Расход оплачивается по факту использования.</w:t>
       </w:r>
     </w:p>
     <w:p>
@@ -3091,34 +3183,13 @@
           <w:sz w:val="21"/>
           <w:szCs w:val="21"/>
         </w:rPr>
-        <w:t xml:space="preserve">Приведение прайсов поставщиков к единому формату, ручная проверка всех позиций базы, интеграция с 1С и учет остатков, автоматический сбор прайсов с сайтов и почты поставщиков, отправка КП из системы по почте и в мессенджеры, мобильная версия, оборудование и лицензии. Любую из этих работ можем оценить отдельно.</w:t>
-      </w:r>
-    </w:p>
-    <w:p>
-      <w:pPr>
-        <w:keepNext/>
-        <w:spacing w:after="120" w:before="280"/>
-      </w:pPr>
-      <w:r>
-        <w:rPr>
-          <w:rFonts w:ascii="Arial" w:cs="Arial" w:eastAsia="Arial" w:hAnsi="Arial"/>
-          <w:b/>
-          <w:bCs/>
-          <w:color w:val="1F3A5F"/>
-          <w:sz w:val="24"/>
-          <w:szCs w:val="24"/>
-        </w:rPr>
-        <w:t xml:space="preserve">8. Почему так</w:t>
-      </w:r>
-    </w:p>
-    <w:p>
-      <w:pPr>
-        <w:pStyle w:val="ListParagraph"/>
-        <w:numPr>
-          <w:ilvl w:val="0"/>
-          <w:numId w:val="2"/>
-        </w:numPr>
-        <w:spacing w:after="60"/>
+        <w:t xml:space="preserve">Приведение прайсов поставщиков к единому формату, ручная проверка каждой позиции базы силами нашей команды, интеграция с 1С и учет остатков, автоматический сбор прайсов с сайтов и почты поставщиков, отправка КП по электронной почте, мобильная версия, оборудование, аренда сервера и лицензии. Любую из этих работ можем оценить отдельно.</w:t>
+      </w:r>
+    </w:p>
+    <w:p>
+      <w:pPr>
+        <w:spacing w:after="100" w:line="276"/>
+        <w:jc w:val="both"/>
       </w:pPr>
       <w:r>
         <w:rPr>
@@ -3126,115 +3197,108 @@
           <w:sz w:val="21"/>
           <w:szCs w:val="21"/>
         </w:rPr>
-        <w:t xml:space="preserve">Система стоит у вас в офисе на вашем оборудовании: прайсы, наценки и клиенты не уходят на чужие серверы, ежемесячной платы за облако нет.</w:t>
-      </w:r>
-    </w:p>
-    <w:p>
-      <w:pPr>
-        <w:pStyle w:val="ListParagraph"/>
-        <w:numPr>
-          <w:ilvl w:val="0"/>
-          <w:numId w:val="2"/>
-        </w:numPr>
-        <w:spacing w:after="60"/>
-      </w:pPr>
-      <w:r>
-        <w:rPr>
-          <w:rFonts w:ascii="Arial" w:cs="Arial" w:eastAsia="Arial" w:hAnsi="Arial"/>
-          <w:sz w:val="21"/>
-          <w:szCs w:val="21"/>
-        </w:rPr>
-        <w:t xml:space="preserve">Оплата частями после работающих результатов: второй платеж только после того, как подбор показал себя на ваших реальных заявках.</w:t>
-      </w:r>
-    </w:p>
-    <w:p>
-      <w:pPr>
-        <w:pStyle w:val="ListParagraph"/>
-        <w:numPr>
-          <w:ilvl w:val="0"/>
-          <w:numId w:val="2"/>
-        </w:numPr>
-        <w:spacing w:after="60"/>
-      </w:pPr>
-      <w:r>
-        <w:rPr>
-          <w:rFonts w:ascii="Arial" w:cs="Arial" w:eastAsia="Arial" w:hAnsi="Arial"/>
-          <w:sz w:val="21"/>
-          <w:szCs w:val="21"/>
-        </w:rPr>
-        <w:t xml:space="preserve">Критерий качества подбора записан в ТЗ заранее и проверяется на ваших заявках, а не на наших примерах.</w:t>
-      </w:r>
-    </w:p>
-    <w:p>
-      <w:pPr>
-        <w:spacing w:after="100" w:line="276"/>
-        <w:jc w:val="both"/>
-      </w:pPr>
-      <w:r>
-        <w:rPr>
-          <w:rFonts w:ascii="Arial" w:cs="Arial" w:eastAsia="Arial" w:hAnsi="Arial"/>
-          <w:sz w:val="21"/>
-          <w:szCs w:val="21"/>
-        </w:rPr>
         <w:t xml:space="preserve">Предложение действует 30 дней.</w:t>
       </w:r>
     </w:p>
     <w:p>
       <w:pPr>
-        <w:spacing w:after="100" w:line="276"/>
-        <w:jc w:val="both"/>
-      </w:pPr>
-      <w:r>
-        <w:rPr>
-          <w:rFonts w:ascii="Arial" w:cs="Arial" w:eastAsia="Arial" w:hAnsi="Arial"/>
-          <w:sz w:val="21"/>
-          <w:szCs w:val="21"/>
-        </w:rPr>
-        <w:t xml:space="preserve">DevUz Studio</w:t>
-      </w:r>
-    </w:p>
-    <w:p>
-      <w:pPr>
-        <w:spacing w:after="100" w:line="276"/>
-        <w:jc w:val="both"/>
-      </w:pPr>
-      <w:r>
-        <w:rPr>
-          <w:rFonts w:ascii="Arial" w:cs="Arial" w:eastAsia="Arial" w:hAnsi="Arial"/>
-          <w:sz w:val="21"/>
-          <w:szCs w:val="21"/>
-        </w:rPr>
-        <w:t xml:space="preserve">Александр, +998 90 912-05-78</w:t>
-      </w:r>
-    </w:p>
-    <w:p>
-      <w:pPr>
-        <w:spacing w:after="100" w:line="276"/>
-        <w:jc w:val="both"/>
-      </w:pPr>
-      <w:r>
-        <w:rPr>
-          <w:rFonts w:ascii="Arial" w:cs="Arial" w:eastAsia="Arial" w:hAnsi="Arial"/>
-          <w:sz w:val="21"/>
-          <w:szCs w:val="21"/>
-        </w:rPr>
-        <w:t xml:space="preserve">Telegram: t.me/Devuz_studio_bot</w:t>
-      </w:r>
-    </w:p>
-    <w:p>
-      <w:pPr>
-        <w:spacing w:after="100" w:line="276"/>
-        <w:jc w:val="both"/>
-      </w:pPr>
-      <w:r>
-        <w:rPr>
-          <w:rFonts w:ascii="Arial" w:cs="Arial" w:eastAsia="Arial" w:hAnsi="Arial"/>
-          <w:sz w:val="21"/>
-          <w:szCs w:val="21"/>
-        </w:rPr>
-        <w:t xml:space="preserve">devuz.studio</w:t>
-      </w:r>
-    </w:p>
+        <w:keepNext/>
+        <w:spacing w:before="360"/>
+      </w:pPr>
+    </w:p>
+    <w:tbl>
+      <w:tblPr>
+        <w:tblW w:type="dxa" w:w="9638"/>
+        <w:tblBorders>
+          <w:top w:val="single" w:color="auto" w:sz="4"/>
+          <w:left w:val="single" w:color="auto" w:sz="4"/>
+          <w:bottom w:val="single" w:color="auto" w:sz="4"/>
+          <w:right w:val="single" w:color="auto" w:sz="4"/>
+          <w:insideH w:val="single" w:color="auto" w:sz="4"/>
+          <w:insideV w:val="single" w:color="auto" w:sz="4"/>
+        </w:tblBorders>
+      </w:tblPr>
+      <w:tblGrid>
+        <w:gridCol w:w="4000"/>
+        <w:gridCol w:w="2900"/>
+        <w:gridCol w:w="2738"/>
+      </w:tblGrid>
+      <w:tr>
+        <w:trPr>
+          <w:cantSplit/>
+        </w:trPr>
+        <w:tc>
+          <w:tcPr>
+            <w:tcW w:type="dxa" w:w="4000"/>
+            <w:tcBorders>
+              <w:top w:val="none" w:color="FFFFFF" w:sz="0"/>
+              <w:left w:val="none" w:color="FFFFFF" w:sz="0"/>
+              <w:bottom w:val="none" w:color="FFFFFF" w:sz="0"/>
+              <w:right w:val="none" w:color="FFFFFF" w:sz="0"/>
+            </w:tcBorders>
+            <w:vAlign w:val="bottom"/>
+          </w:tcPr>
+          <w:p>
+            <w:r>
+              <w:rPr>
+                <w:rFonts w:ascii="Arial" w:cs="Arial" w:eastAsia="Arial" w:hAnsi="Arial"/>
+                <w:sz w:val="21"/>
+                <w:szCs w:val="21"/>
+              </w:rPr>
+              <w:t xml:space="preserve">Индивидуальный предприниматель</w:t>
+            </w:r>
+          </w:p>
+          <w:p>
+            <w:r>
+              <w:rPr>
+                <w:rFonts w:ascii="Arial" w:cs="Arial" w:eastAsia="Arial" w:hAnsi="Arial"/>
+                <w:sz w:val="21"/>
+                <w:szCs w:val="21"/>
+              </w:rPr>
+              <w:t xml:space="preserve">DevUz Studio</w:t>
+            </w:r>
+          </w:p>
+        </w:tc>
+        <w:tc>
+          <w:tcPr>
+            <w:tcW w:type="dxa" w:w="2900"/>
+            <w:tcBorders>
+              <w:top w:val="none" w:color="FFFFFF" w:sz="0"/>
+              <w:left w:val="none" w:color="FFFFFF" w:sz="0"/>
+              <w:bottom w:val="single" w:color="000000" w:sz="6"/>
+              <w:right w:val="none" w:color="FFFFFF" w:sz="0"/>
+            </w:tcBorders>
+            <w:vAlign w:val="bottom"/>
+          </w:tcPr>
+          <w:p/>
+        </w:tc>
+        <w:tc>
+          <w:tcPr>
+            <w:tcW w:type="dxa" w:w="2738"/>
+            <w:tcBorders>
+              <w:top w:val="none" w:color="FFFFFF" w:sz="0"/>
+              <w:left w:val="none" w:color="FFFFFF" w:sz="0"/>
+              <w:bottom w:val="none" w:color="FFFFFF" w:sz="0"/>
+              <w:right w:val="none" w:color="FFFFFF" w:sz="0"/>
+            </w:tcBorders>
+            <w:vAlign w:val="bottom"/>
+          </w:tcPr>
+          <w:p>
+            <w:pPr>
+              <w:ind w:left="200"/>
+            </w:pPr>
+            <w:r>
+              <w:rPr>
+                <w:rFonts w:ascii="Arial" w:cs="Arial" w:eastAsia="Arial" w:hAnsi="Arial"/>
+                <w:sz w:val="21"/>
+                <w:szCs w:val="21"/>
+              </w:rPr>
+              <w:t xml:space="preserve">Е. А. Максимов</w:t>
+            </w:r>
+          </w:p>
+        </w:tc>
+      </w:tr>
+    </w:tbl>
     <w:sectPr>
       <w:footerReference w:type="default" r:id="rId7"/>
       <w:pgSz w:w="11906" w:h="16838" w:orient="portrait"/>
@@ -3289,6 +3353,22 @@
 
 <file path=word/footer1.xml><?xml version="1.0" encoding="utf-8"?>
 <w:ftr xmlns:wpc="http://schemas.microsoft.com/office/word/2010/wordprocessingCanvas" xmlns:mc="http://schemas.openxmlformats.org/markup-compatibility/2006" xmlns:o="urn:schemas-microsoft-com:office:office" xmlns:r="http://schemas.openxmlformats.org/officeDocument/2006/relationships" xmlns:m="http://schemas.openxmlformats.org/officeDocument/2006/math" xmlns:v="urn:schemas-microsoft-com:vml" xmlns:wp14="http://schemas.microsoft.com/office/word/2010/wordprocessingDrawing" xmlns:wp="http://schemas.openxmlformats.org/drawingml/2006/wordprocessingDrawing" xmlns:w10="urn:schemas-microsoft-com:office:word" xmlns:w="http://schemas.openxmlformats.org/wordprocessingml/2006/main" xmlns:w14="http://schemas.microsoft.com/office/word/2010/wordml" xmlns:w15="http://schemas.microsoft.com/office/word/2012/wordml" xmlns:wpg="http://schemas.microsoft.com/office/word/2010/wordprocessingGroup" xmlns:wpi="http://schemas.microsoft.com/office/word/2010/wordprocessingInk" xmlns:wne="http://schemas.microsoft.com/office/word/2006/wordml" xmlns:wps="http://schemas.microsoft.com/office/word/2010/wordprocessingShape">
+  <w:p>
+    <w:pPr>
+      <w:pBdr>
+        <w:top w:val="single" w:color="BBBBBB" w:sz="4" w:space="4"/>
+      </w:pBdr>
+    </w:pPr>
+    <w:r>
+      <w:rPr>
+        <w:rFonts w:ascii="Arial" w:cs="Arial" w:eastAsia="Arial" w:hAnsi="Arial"/>
+        <w:color w:val="777777"/>
+        <w:sz w:val="15"/>
+        <w:szCs w:val="15"/>
+      </w:rPr>
+      <w:t xml:space="preserve">ИП MAKSIMOV EGOR ANDREEVICH, Республика Узбекистан, г. Ташкент, ул. Шота Руставели, 138, ПИНФЛ 32303946570039</w:t>
+    </w:r>
+  </w:p>
   <w:p>
     <w:pPr>
       <w:jc w:val="right"/>

--- a/docs/clients/kp-generator/КП_DevUz_система_КП.docx
+++ b/docs/clients/kp-generator/КП_DevUz_система_КП.docx
@@ -531,10 +531,10 @@
         </w:tblBorders>
       </w:tblPr>
       <w:tblGrid>
-        <w:gridCol w:w="2251"/>
-        <w:gridCol w:w="4643"/>
-        <w:gridCol w:w="1336"/>
-        <w:gridCol w:w="1408"/>
+        <w:gridCol w:w="2301"/>
+        <w:gridCol w:w="4747"/>
+        <w:gridCol w:w="1150"/>
+        <w:gridCol w:w="1440"/>
       </w:tblGrid>
       <w:tr>
         <w:trPr>
@@ -542,7 +542,7 @@
         </w:trPr>
         <w:tc>
           <w:tcPr>
-            <w:tcW w:type="dxa" w:w="2251"/>
+            <w:tcW w:type="dxa" w:w="2301"/>
             <w:tcBorders>
               <w:top w:val="single" w:color="A0A0A0" w:sz="4"/>
               <w:left w:val="single" w:color="A0A0A0" w:sz="4"/>
@@ -575,7 +575,7 @@
         </w:tc>
         <w:tc>
           <w:tcPr>
-            <w:tcW w:type="dxa" w:w="4643"/>
+            <w:tcW w:type="dxa" w:w="4747"/>
             <w:tcBorders>
               <w:top w:val="single" w:color="A0A0A0" w:sz="4"/>
               <w:left w:val="single" w:color="A0A0A0" w:sz="4"/>
@@ -608,7 +608,7 @@
         </w:tc>
         <w:tc>
           <w:tcPr>
-            <w:tcW w:type="dxa" w:w="1336"/>
+            <w:tcW w:type="dxa" w:w="1150"/>
             <w:tcBorders>
               <w:top w:val="single" w:color="A0A0A0" w:sz="4"/>
               <w:left w:val="single" w:color="A0A0A0" w:sz="4"/>
@@ -641,7 +641,7 @@
         </w:tc>
         <w:tc>
           <w:tcPr>
-            <w:tcW w:type="dxa" w:w="1408"/>
+            <w:tcW w:type="dxa" w:w="1440"/>
             <w:tcBorders>
               <w:top w:val="single" w:color="A0A0A0" w:sz="4"/>
               <w:left w:val="single" w:color="A0A0A0" w:sz="4"/>
@@ -679,7 +679,7 @@
         </w:trPr>
         <w:tc>
           <w:tcPr>
-            <w:tcW w:type="dxa" w:w="2251"/>
+            <w:tcW w:type="dxa" w:w="2301"/>
             <w:tcBorders>
               <w:top w:val="single" w:color="A0A0A0" w:sz="4"/>
               <w:left w:val="single" w:color="A0A0A0" w:sz="4"/>
@@ -711,7 +711,7 @@
         </w:tc>
         <w:tc>
           <w:tcPr>
-            <w:tcW w:type="dxa" w:w="4643"/>
+            <w:tcW w:type="dxa" w:w="4747"/>
             <w:tcBorders>
               <w:top w:val="single" w:color="A0A0A0" w:sz="4"/>
               <w:left w:val="single" w:color="A0A0A0" w:sz="4"/>
@@ -743,39 +743,39 @@
         </w:tc>
         <w:tc>
           <w:tcPr>
-            <w:tcW w:type="dxa" w:w="1336"/>
-            <w:tcBorders>
-              <w:top w:val="single" w:color="A0A0A0" w:sz="4"/>
-              <w:left w:val="single" w:color="A0A0A0" w:sz="4"/>
-              <w:bottom w:val="single" w:color="A0A0A0" w:sz="4"/>
-              <w:right w:val="single" w:color="A0A0A0" w:sz="4"/>
-            </w:tcBorders>
-            <w:tcMar>
-              <w:top w:type="dxa" w:w="60"/>
-              <w:left w:type="dxa" w:w="100"/>
-              <w:bottom w:type="dxa" w:w="60"/>
-              <w:right w:type="dxa" w:w="100"/>
-            </w:tcMar>
-          </w:tcPr>
-          <w:p>
-            <w:pPr>
-              <w:jc w:val="left"/>
-            </w:pPr>
-            <w:r>
-              <w:rPr>
-                <w:rFonts w:ascii="Arial" w:cs="Arial" w:eastAsia="Arial" w:hAnsi="Arial"/>
-                <w:b w:val="false"/>
-                <w:bCs w:val="false"/>
-                <w:sz w:val="19"/>
-                <w:szCs w:val="19"/>
-              </w:rPr>
-              <w:t xml:space="preserve">3 рабочих дня</w:t>
-            </w:r>
-          </w:p>
-        </w:tc>
-        <w:tc>
-          <w:tcPr>
-            <w:tcW w:type="dxa" w:w="1408"/>
+            <w:tcW w:type="dxa" w:w="1150"/>
+            <w:tcBorders>
+              <w:top w:val="single" w:color="A0A0A0" w:sz="4"/>
+              <w:left w:val="single" w:color="A0A0A0" w:sz="4"/>
+              <w:bottom w:val="single" w:color="A0A0A0" w:sz="4"/>
+              <w:right w:val="single" w:color="A0A0A0" w:sz="4"/>
+            </w:tcBorders>
+            <w:tcMar>
+              <w:top w:type="dxa" w:w="60"/>
+              <w:left w:type="dxa" w:w="100"/>
+              <w:bottom w:type="dxa" w:w="60"/>
+              <w:right w:type="dxa" w:w="100"/>
+            </w:tcMar>
+          </w:tcPr>
+          <w:p>
+            <w:pPr>
+              <w:jc w:val="left"/>
+            </w:pPr>
+            <w:r>
+              <w:rPr>
+                <w:rFonts w:ascii="Arial" w:cs="Arial" w:eastAsia="Arial" w:hAnsi="Arial"/>
+                <w:b w:val="false"/>
+                <w:bCs w:val="false"/>
+                <w:sz w:val="19"/>
+                <w:szCs w:val="19"/>
+              </w:rPr>
+              <w:t xml:space="preserve">1 неделя</w:t>
+            </w:r>
+          </w:p>
+        </w:tc>
+        <w:tc>
+          <w:tcPr>
+            <w:tcW w:type="dxa" w:w="1440"/>
             <w:tcBorders>
               <w:top w:val="single" w:color="A0A0A0" w:sz="4"/>
               <w:left w:val="single" w:color="A0A0A0" w:sz="4"/>
@@ -812,7 +812,7 @@
         </w:trPr>
         <w:tc>
           <w:tcPr>
-            <w:tcW w:type="dxa" w:w="2251"/>
+            <w:tcW w:type="dxa" w:w="2301"/>
             <w:tcBorders>
               <w:top w:val="single" w:color="A0A0A0" w:sz="4"/>
               <w:left w:val="single" w:color="A0A0A0" w:sz="4"/>
@@ -844,7 +844,7 @@
         </w:tc>
         <w:tc>
           <w:tcPr>
-            <w:tcW w:type="dxa" w:w="4643"/>
+            <w:tcW w:type="dxa" w:w="4747"/>
             <w:tcBorders>
               <w:top w:val="single" w:color="A0A0A0" w:sz="4"/>
               <w:left w:val="single" w:color="A0A0A0" w:sz="4"/>
@@ -876,39 +876,39 @@
         </w:tc>
         <w:tc>
           <w:tcPr>
-            <w:tcW w:type="dxa" w:w="1336"/>
-            <w:tcBorders>
-              <w:top w:val="single" w:color="A0A0A0" w:sz="4"/>
-              <w:left w:val="single" w:color="A0A0A0" w:sz="4"/>
-              <w:bottom w:val="single" w:color="A0A0A0" w:sz="4"/>
-              <w:right w:val="single" w:color="A0A0A0" w:sz="4"/>
-            </w:tcBorders>
-            <w:tcMar>
-              <w:top w:type="dxa" w:w="60"/>
-              <w:left w:type="dxa" w:w="100"/>
-              <w:bottom w:type="dxa" w:w="60"/>
-              <w:right w:type="dxa" w:w="100"/>
-            </w:tcMar>
-          </w:tcPr>
-          <w:p>
-            <w:pPr>
-              <w:jc w:val="left"/>
-            </w:pPr>
-            <w:r>
-              <w:rPr>
-                <w:rFonts w:ascii="Arial" w:cs="Arial" w:eastAsia="Arial" w:hAnsi="Arial"/>
-                <w:b w:val="false"/>
-                <w:bCs w:val="false"/>
-                <w:sz w:val="19"/>
-                <w:szCs w:val="19"/>
-              </w:rPr>
-              <w:t xml:space="preserve">1 неделя</w:t>
-            </w:r>
-          </w:p>
-        </w:tc>
-        <w:tc>
-          <w:tcPr>
-            <w:tcW w:type="dxa" w:w="1408"/>
+            <w:tcW w:type="dxa" w:w="1150"/>
+            <w:tcBorders>
+              <w:top w:val="single" w:color="A0A0A0" w:sz="4"/>
+              <w:left w:val="single" w:color="A0A0A0" w:sz="4"/>
+              <w:bottom w:val="single" w:color="A0A0A0" w:sz="4"/>
+              <w:right w:val="single" w:color="A0A0A0" w:sz="4"/>
+            </w:tcBorders>
+            <w:tcMar>
+              <w:top w:type="dxa" w:w="60"/>
+              <w:left w:type="dxa" w:w="100"/>
+              <w:bottom w:type="dxa" w:w="60"/>
+              <w:right w:type="dxa" w:w="100"/>
+            </w:tcMar>
+          </w:tcPr>
+          <w:p>
+            <w:pPr>
+              <w:jc w:val="left"/>
+            </w:pPr>
+            <w:r>
+              <w:rPr>
+                <w:rFonts w:ascii="Arial" w:cs="Arial" w:eastAsia="Arial" w:hAnsi="Arial"/>
+                <w:b w:val="false"/>
+                <w:bCs w:val="false"/>
+                <w:sz w:val="19"/>
+                <w:szCs w:val="19"/>
+              </w:rPr>
+              <w:t xml:space="preserve">1,5 недели</w:t>
+            </w:r>
+          </w:p>
+        </w:tc>
+        <w:tc>
+          <w:tcPr>
+            <w:tcW w:type="dxa" w:w="1440"/>
             <w:tcBorders>
               <w:top w:val="single" w:color="A0A0A0" w:sz="4"/>
               <w:left w:val="single" w:color="A0A0A0" w:sz="4"/>
@@ -945,7 +945,7 @@
         </w:trPr>
         <w:tc>
           <w:tcPr>
-            <w:tcW w:type="dxa" w:w="2251"/>
+            <w:tcW w:type="dxa" w:w="2301"/>
             <w:tcBorders>
               <w:top w:val="single" w:color="A0A0A0" w:sz="4"/>
               <w:left w:val="single" w:color="A0A0A0" w:sz="4"/>
@@ -977,7 +977,7 @@
         </w:tc>
         <w:tc>
           <w:tcPr>
-            <w:tcW w:type="dxa" w:w="4643"/>
+            <w:tcW w:type="dxa" w:w="4747"/>
             <w:tcBorders>
               <w:top w:val="single" w:color="A0A0A0" w:sz="4"/>
               <w:left w:val="single" w:color="A0A0A0" w:sz="4"/>
@@ -1009,39 +1009,39 @@
         </w:tc>
         <w:tc>
           <w:tcPr>
-            <w:tcW w:type="dxa" w:w="1336"/>
-            <w:tcBorders>
-              <w:top w:val="single" w:color="A0A0A0" w:sz="4"/>
-              <w:left w:val="single" w:color="A0A0A0" w:sz="4"/>
-              <w:bottom w:val="single" w:color="A0A0A0" w:sz="4"/>
-              <w:right w:val="single" w:color="A0A0A0" w:sz="4"/>
-            </w:tcBorders>
-            <w:tcMar>
-              <w:top w:type="dxa" w:w="60"/>
-              <w:left w:type="dxa" w:w="100"/>
-              <w:bottom w:type="dxa" w:w="60"/>
-              <w:right w:type="dxa" w:w="100"/>
-            </w:tcMar>
-          </w:tcPr>
-          <w:p>
-            <w:pPr>
-              <w:jc w:val="left"/>
-            </w:pPr>
-            <w:r>
-              <w:rPr>
-                <w:rFonts w:ascii="Arial" w:cs="Arial" w:eastAsia="Arial" w:hAnsi="Arial"/>
-                <w:b w:val="false"/>
-                <w:bCs w:val="false"/>
-                <w:sz w:val="19"/>
-                <w:szCs w:val="19"/>
-              </w:rPr>
-              <w:t xml:space="preserve">1,5 недели</w:t>
-            </w:r>
-          </w:p>
-        </w:tc>
-        <w:tc>
-          <w:tcPr>
-            <w:tcW w:type="dxa" w:w="1408"/>
+            <w:tcW w:type="dxa" w:w="1150"/>
+            <w:tcBorders>
+              <w:top w:val="single" w:color="A0A0A0" w:sz="4"/>
+              <w:left w:val="single" w:color="A0A0A0" w:sz="4"/>
+              <w:bottom w:val="single" w:color="A0A0A0" w:sz="4"/>
+              <w:right w:val="single" w:color="A0A0A0" w:sz="4"/>
+            </w:tcBorders>
+            <w:tcMar>
+              <w:top w:type="dxa" w:w="60"/>
+              <w:left w:type="dxa" w:w="100"/>
+              <w:bottom w:type="dxa" w:w="60"/>
+              <w:right w:type="dxa" w:w="100"/>
+            </w:tcMar>
+          </w:tcPr>
+          <w:p>
+            <w:pPr>
+              <w:jc w:val="left"/>
+            </w:pPr>
+            <w:r>
+              <w:rPr>
+                <w:rFonts w:ascii="Arial" w:cs="Arial" w:eastAsia="Arial" w:hAnsi="Arial"/>
+                <w:b w:val="false"/>
+                <w:bCs w:val="false"/>
+                <w:sz w:val="19"/>
+                <w:szCs w:val="19"/>
+              </w:rPr>
+              <w:t xml:space="preserve">2,5 недели</w:t>
+            </w:r>
+          </w:p>
+        </w:tc>
+        <w:tc>
+          <w:tcPr>
+            <w:tcW w:type="dxa" w:w="1440"/>
             <w:tcBorders>
               <w:top w:val="single" w:color="A0A0A0" w:sz="4"/>
               <w:left w:val="single" w:color="A0A0A0" w:sz="4"/>
@@ -1078,7 +1078,7 @@
         </w:trPr>
         <w:tc>
           <w:tcPr>
-            <w:tcW w:type="dxa" w:w="2251"/>
+            <w:tcW w:type="dxa" w:w="2301"/>
             <w:tcBorders>
               <w:top w:val="single" w:color="A0A0A0" w:sz="4"/>
               <w:left w:val="single" w:color="A0A0A0" w:sz="4"/>
@@ -1110,7 +1110,7 @@
         </w:tc>
         <w:tc>
           <w:tcPr>
-            <w:tcW w:type="dxa" w:w="4643"/>
+            <w:tcW w:type="dxa" w:w="4747"/>
             <w:tcBorders>
               <w:top w:val="single" w:color="A0A0A0" w:sz="4"/>
               <w:left w:val="single" w:color="A0A0A0" w:sz="4"/>
@@ -1142,39 +1142,39 @@
         </w:tc>
         <w:tc>
           <w:tcPr>
-            <w:tcW w:type="dxa" w:w="1336"/>
-            <w:tcBorders>
-              <w:top w:val="single" w:color="A0A0A0" w:sz="4"/>
-              <w:left w:val="single" w:color="A0A0A0" w:sz="4"/>
-              <w:bottom w:val="single" w:color="A0A0A0" w:sz="4"/>
-              <w:right w:val="single" w:color="A0A0A0" w:sz="4"/>
-            </w:tcBorders>
-            <w:tcMar>
-              <w:top w:type="dxa" w:w="60"/>
-              <w:left w:type="dxa" w:w="100"/>
-              <w:bottom w:type="dxa" w:w="60"/>
-              <w:right w:type="dxa" w:w="100"/>
-            </w:tcMar>
-          </w:tcPr>
-          <w:p>
-            <w:pPr>
-              <w:jc w:val="left"/>
-            </w:pPr>
-            <w:r>
-              <w:rPr>
-                <w:rFonts w:ascii="Arial" w:cs="Arial" w:eastAsia="Arial" w:hAnsi="Arial"/>
-                <w:b w:val="false"/>
-                <w:bCs w:val="false"/>
-                <w:sz w:val="19"/>
-                <w:szCs w:val="19"/>
-              </w:rPr>
-              <w:t xml:space="preserve">1 неделя</w:t>
-            </w:r>
-          </w:p>
-        </w:tc>
-        <w:tc>
-          <w:tcPr>
-            <w:tcW w:type="dxa" w:w="1408"/>
+            <w:tcW w:type="dxa" w:w="1150"/>
+            <w:tcBorders>
+              <w:top w:val="single" w:color="A0A0A0" w:sz="4"/>
+              <w:left w:val="single" w:color="A0A0A0" w:sz="4"/>
+              <w:bottom w:val="single" w:color="A0A0A0" w:sz="4"/>
+              <w:right w:val="single" w:color="A0A0A0" w:sz="4"/>
+            </w:tcBorders>
+            <w:tcMar>
+              <w:top w:type="dxa" w:w="60"/>
+              <w:left w:type="dxa" w:w="100"/>
+              <w:bottom w:type="dxa" w:w="60"/>
+              <w:right w:type="dxa" w:w="100"/>
+            </w:tcMar>
+          </w:tcPr>
+          <w:p>
+            <w:pPr>
+              <w:jc w:val="left"/>
+            </w:pPr>
+            <w:r>
+              <w:rPr>
+                <w:rFonts w:ascii="Arial" w:cs="Arial" w:eastAsia="Arial" w:hAnsi="Arial"/>
+                <w:b w:val="false"/>
+                <w:bCs w:val="false"/>
+                <w:sz w:val="19"/>
+                <w:szCs w:val="19"/>
+              </w:rPr>
+              <w:t xml:space="preserve">1,5 недели</w:t>
+            </w:r>
+          </w:p>
+        </w:tc>
+        <w:tc>
+          <w:tcPr>
+            <w:tcW w:type="dxa" w:w="1440"/>
             <w:tcBorders>
               <w:top w:val="single" w:color="A0A0A0" w:sz="4"/>
               <w:left w:val="single" w:color="A0A0A0" w:sz="4"/>
@@ -1211,7 +1211,7 @@
         </w:trPr>
         <w:tc>
           <w:tcPr>
-            <w:tcW w:type="dxa" w:w="2251"/>
+            <w:tcW w:type="dxa" w:w="2301"/>
             <w:tcBorders>
               <w:top w:val="single" w:color="A0A0A0" w:sz="4"/>
               <w:left w:val="single" w:color="A0A0A0" w:sz="4"/>
@@ -1243,7 +1243,7 @@
         </w:tc>
         <w:tc>
           <w:tcPr>
-            <w:tcW w:type="dxa" w:w="4643"/>
+            <w:tcW w:type="dxa" w:w="4747"/>
             <w:tcBorders>
               <w:top w:val="single" w:color="A0A0A0" w:sz="4"/>
               <w:left w:val="single" w:color="A0A0A0" w:sz="4"/>
@@ -1275,39 +1275,39 @@
         </w:tc>
         <w:tc>
           <w:tcPr>
-            <w:tcW w:type="dxa" w:w="1336"/>
-            <w:tcBorders>
-              <w:top w:val="single" w:color="A0A0A0" w:sz="4"/>
-              <w:left w:val="single" w:color="A0A0A0" w:sz="4"/>
-              <w:bottom w:val="single" w:color="A0A0A0" w:sz="4"/>
-              <w:right w:val="single" w:color="A0A0A0" w:sz="4"/>
-            </w:tcBorders>
-            <w:tcMar>
-              <w:top w:type="dxa" w:w="60"/>
-              <w:left w:type="dxa" w:w="100"/>
-              <w:bottom w:type="dxa" w:w="60"/>
-              <w:right w:type="dxa" w:w="100"/>
-            </w:tcMar>
-          </w:tcPr>
-          <w:p>
-            <w:pPr>
-              <w:jc w:val="left"/>
-            </w:pPr>
-            <w:r>
-              <w:rPr>
-                <w:rFonts w:ascii="Arial" w:cs="Arial" w:eastAsia="Arial" w:hAnsi="Arial"/>
-                <w:b w:val="false"/>
-                <w:bCs w:val="false"/>
-                <w:sz w:val="19"/>
-                <w:szCs w:val="19"/>
-              </w:rPr>
-              <w:t xml:space="preserve">3 рабочих дня</w:t>
-            </w:r>
-          </w:p>
-        </w:tc>
-        <w:tc>
-          <w:tcPr>
-            <w:tcW w:type="dxa" w:w="1408"/>
+            <w:tcW w:type="dxa" w:w="1150"/>
+            <w:tcBorders>
+              <w:top w:val="single" w:color="A0A0A0" w:sz="4"/>
+              <w:left w:val="single" w:color="A0A0A0" w:sz="4"/>
+              <w:bottom w:val="single" w:color="A0A0A0" w:sz="4"/>
+              <w:right w:val="single" w:color="A0A0A0" w:sz="4"/>
+            </w:tcBorders>
+            <w:tcMar>
+              <w:top w:type="dxa" w:w="60"/>
+              <w:left w:type="dxa" w:w="100"/>
+              <w:bottom w:type="dxa" w:w="60"/>
+              <w:right w:type="dxa" w:w="100"/>
+            </w:tcMar>
+          </w:tcPr>
+          <w:p>
+            <w:pPr>
+              <w:jc w:val="left"/>
+            </w:pPr>
+            <w:r>
+              <w:rPr>
+                <w:rFonts w:ascii="Arial" w:cs="Arial" w:eastAsia="Arial" w:hAnsi="Arial"/>
+                <w:b w:val="false"/>
+                <w:bCs w:val="false"/>
+                <w:sz w:val="19"/>
+                <w:szCs w:val="19"/>
+              </w:rPr>
+              <w:t xml:space="preserve">1 неделя</w:t>
+            </w:r>
+          </w:p>
+        </w:tc>
+        <w:tc>
+          <w:tcPr>
+            <w:tcW w:type="dxa" w:w="1440"/>
             <w:tcBorders>
               <w:top w:val="single" w:color="A0A0A0" w:sz="4"/>
               <w:left w:val="single" w:color="A0A0A0" w:sz="4"/>
@@ -1344,7 +1344,7 @@
         </w:trPr>
         <w:tc>
           <w:tcPr>
-            <w:tcW w:type="dxa" w:w="2251"/>
+            <w:tcW w:type="dxa" w:w="2301"/>
             <w:tcBorders>
               <w:top w:val="single" w:color="A0A0A0" w:sz="4"/>
               <w:left w:val="single" w:color="A0A0A0" w:sz="4"/>
@@ -1376,7 +1376,7 @@
         </w:tc>
         <w:tc>
           <w:tcPr>
-            <w:tcW w:type="dxa" w:w="4643"/>
+            <w:tcW w:type="dxa" w:w="4747"/>
             <w:tcBorders>
               <w:top w:val="single" w:color="A0A0A0" w:sz="4"/>
               <w:left w:val="single" w:color="A0A0A0" w:sz="4"/>
@@ -1408,39 +1408,39 @@
         </w:tc>
         <w:tc>
           <w:tcPr>
-            <w:tcW w:type="dxa" w:w="1336"/>
-            <w:tcBorders>
-              <w:top w:val="single" w:color="A0A0A0" w:sz="4"/>
-              <w:left w:val="single" w:color="A0A0A0" w:sz="4"/>
-              <w:bottom w:val="single" w:color="A0A0A0" w:sz="4"/>
-              <w:right w:val="single" w:color="A0A0A0" w:sz="4"/>
-            </w:tcBorders>
-            <w:tcMar>
-              <w:top w:type="dxa" w:w="60"/>
-              <w:left w:type="dxa" w:w="100"/>
-              <w:bottom w:type="dxa" w:w="60"/>
-              <w:right w:type="dxa" w:w="100"/>
-            </w:tcMar>
-          </w:tcPr>
-          <w:p>
-            <w:pPr>
-              <w:jc w:val="left"/>
-            </w:pPr>
-            <w:r>
-              <w:rPr>
-                <w:rFonts w:ascii="Arial" w:cs="Arial" w:eastAsia="Arial" w:hAnsi="Arial"/>
-                <w:b w:val="false"/>
-                <w:bCs w:val="false"/>
-                <w:sz w:val="19"/>
-                <w:szCs w:val="19"/>
-              </w:rPr>
-              <w:t xml:space="preserve">2 рабочих дня</w:t>
-            </w:r>
-          </w:p>
-        </w:tc>
-        <w:tc>
-          <w:tcPr>
-            <w:tcW w:type="dxa" w:w="1408"/>
+            <w:tcW w:type="dxa" w:w="1150"/>
+            <w:tcBorders>
+              <w:top w:val="single" w:color="A0A0A0" w:sz="4"/>
+              <w:left w:val="single" w:color="A0A0A0" w:sz="4"/>
+              <w:bottom w:val="single" w:color="A0A0A0" w:sz="4"/>
+              <w:right w:val="single" w:color="A0A0A0" w:sz="4"/>
+            </w:tcBorders>
+            <w:tcMar>
+              <w:top w:type="dxa" w:w="60"/>
+              <w:left w:type="dxa" w:w="100"/>
+              <w:bottom w:type="dxa" w:w="60"/>
+              <w:right w:type="dxa" w:w="100"/>
+            </w:tcMar>
+          </w:tcPr>
+          <w:p>
+            <w:pPr>
+              <w:jc w:val="left"/>
+            </w:pPr>
+            <w:r>
+              <w:rPr>
+                <w:rFonts w:ascii="Arial" w:cs="Arial" w:eastAsia="Arial" w:hAnsi="Arial"/>
+                <w:b w:val="false"/>
+                <w:bCs w:val="false"/>
+                <w:sz w:val="19"/>
+                <w:szCs w:val="19"/>
+              </w:rPr>
+              <w:t xml:space="preserve">0,5 недели</w:t>
+            </w:r>
+          </w:p>
+        </w:tc>
+        <w:tc>
+          <w:tcPr>
+            <w:tcW w:type="dxa" w:w="1440"/>
             <w:tcBorders>
               <w:top w:val="single" w:color="A0A0A0" w:sz="4"/>
               <w:left w:val="single" w:color="A0A0A0" w:sz="4"/>
@@ -1477,7 +1477,7 @@
         </w:trPr>
         <w:tc>
           <w:tcPr>
-            <w:tcW w:type="dxa" w:w="2251"/>
+            <w:tcW w:type="dxa" w:w="2301"/>
             <w:tcBorders>
               <w:top w:val="single" w:color="A0A0A0" w:sz="4"/>
               <w:left w:val="single" w:color="A0A0A0" w:sz="4"/>
@@ -1509,7 +1509,7 @@
         </w:tc>
         <w:tc>
           <w:tcPr>
-            <w:tcW w:type="dxa" w:w="4643"/>
+            <w:tcW w:type="dxa" w:w="4747"/>
             <w:tcBorders>
               <w:top w:val="single" w:color="A0A0A0" w:sz="4"/>
               <w:left w:val="single" w:color="A0A0A0" w:sz="4"/>
@@ -1541,7 +1541,7 @@
         </w:tc>
         <w:tc>
           <w:tcPr>
-            <w:tcW w:type="dxa" w:w="1336"/>
+            <w:tcW w:type="dxa" w:w="1150"/>
             <w:tcBorders>
               <w:top w:val="single" w:color="A0A0A0" w:sz="4"/>
               <w:left w:val="single" w:color="A0A0A0" w:sz="4"/>
@@ -1567,13 +1567,13 @@
                 <w:sz w:val="19"/>
                 <w:szCs w:val="19"/>
               </w:rPr>
-              <w:t xml:space="preserve">5 недель</w:t>
-            </w:r>
-          </w:p>
-        </w:tc>
-        <w:tc>
-          <w:tcPr>
-            <w:tcW w:type="dxa" w:w="1408"/>
+              <w:t xml:space="preserve">8 недель</w:t>
+            </w:r>
+          </w:p>
+        </w:tc>
+        <w:tc>
+          <w:tcPr>
+            <w:tcW w:type="dxa" w:w="1440"/>
             <w:tcBorders>
               <w:top w:val="single" w:color="A0A0A0" w:sz="4"/>
               <w:left w:val="single" w:color="A0A0A0" w:sz="4"/>
@@ -1621,7 +1621,7 @@
           <w:sz w:val="21"/>
           <w:szCs w:val="21"/>
         </w:rPr>
-        <w:t xml:space="preserve">Срок 5 недель считается в рабочих неделях с даты получения аванса и материалов от вас (прайсы, 10 заявок, логотип, реквизиты). После сдачи система 2 недели работает в режиме опытной эксплуатации: найденные ошибки исправляем без доплаты.</w:t>
+        <w:t xml:space="preserve">Срок 8 недель считается в рабочих неделях с даты получения аванса и материалов от вас (прайсы, 10 заявок, логотип, реквизиты). После сдачи система 2 недели работает в режиме опытной эксплуатации: найденные ошибки исправляем без доплаты.</w:t>
       </w:r>
     </w:p>
     <w:p>

--- a/docs/clients/kp-generator/КП_DevUz_система_КП.docx
+++ b/docs/clients/kp-generator/КП_DevUz_система_КП.docx
@@ -242,7 +242,7 @@
           <w:sz w:val="21"/>
           <w:szCs w:val="21"/>
         </w:rPr>
-        <w:t xml:space="preserve">Кому: ООО «ПРОФЭЛЕКТРОСИСТЕМ», Александру</w:t>
+        <w:t xml:space="preserve">Кому: ООО «ПРОФЭЛЕКТРОСИСТЕМ», Руслану</w:t>
       </w:r>
     </w:p>
     <w:p>
